--- a/zht/docx/047.content.docx
+++ b/zht/docx/047.content.docx
@@ -150,26 +150,6 @@
           <w:lang w:val="zh_TW" w:bidi="zh_TW"/>
         </w:rPr>
         <w:t>lai</w:t>
-      </w:r>
-      <w:r>
-        <w:rPr>
-          <w:lang w:val="zh_TW" w:bidi="zh_TW"/>
-        </w:rPr>
-      </w:r>
-    </w:p>
-    <w:p>
-      <w:pPr/>
-      <w:r>
-        <w:rPr>
-          <w:lang w:val="zh_TW" w:bidi="zh_TW"/>
-        </w:rPr>
-      </w:r>
-      <w:r>
-        <w:rPr>
-          <w:i/>
-          <w:lang w:val="zh_TW" w:bidi="zh_TW"/>
-        </w:rPr>
-        <w:t>來臨中的那日, 來自他人的勸告</w:t>
       </w:r>
       <w:r>
         <w:rPr>

--- a/zht/docx/047.content.docx
+++ b/zht/docx/047.content.docx
@@ -19,7 +19,7 @@
         <w:rPr>
           <w:lang w:val="zh_TW" w:bidi="zh_TW"/>
         </w:rPr>
-        <w:t>Resource: Study Notes - Themes (Tyndale)</w:t>
+        <w:t>Resource: Tyndale Open Study Notes</w:t>
       </w:r>
       <w:r>
         <w:rPr>
@@ -112,7 +112,7 @@
         <w:rPr>
           <w:lang w:val="zh_TW" w:bidi="zh_TW"/>
         </w:rPr>
-        <w:t>Study Notes - Themes (Tyndale)</w:t>
+        <w:t>Tyndale Open Study Notes</w:t>
       </w:r>
     </w:p>
     <w:p>

--- a/zht/docx/047.content.docx
+++ b/zht/docx/047.content.docx
@@ -149,7 +149,7 @@
         <w:rPr>
           <w:lang w:val="zh_TW" w:bidi="zh_TW"/>
         </w:rPr>
-        <w:t>lai</w:t>
+        <w:t>lan</w:t>
       </w:r>
       <w:r>
         <w:rPr>
@@ -212,7 +212,7 @@
         <w:rPr>
           <w:lang w:val="zh_TW" w:bidi="zh_TW"/>
         </w:rPr>
-        <w:t>來臨中的那日</w:t>
+        <w:t>懶惰與勤勞工作</w:t>
       </w:r>
       <w:r>
         <w:rPr>
@@ -231,31 +231,41 @@
         <w:rPr>
           <w:lang w:val="zh_TW" w:bidi="zh_TW"/>
         </w:rPr>
-        <w:t>耶穌在對觀福音中，預言了三件將來的事件：</w:t>
+        <w:t>神創造亞當和夏娃，並將他們安置在伊甸園裡，不是單單為了讓他們享受，而是要他們修理、看守園子（</w:t>
+      </w:r>
+      <w:hyperlink r:id="rId13">
+        <w:r>
+          <w:rPr>
+            <w:lang w:val="zh_TW" w:bidi="zh_TW"/>
+          </w:rPr>
+          <w:rPr>
+            <w:color w:val="0000EE"/>
+            <w:u w:val="single"/>
+          </w:rPr>
+          <w:t>創2:15</w:t>
+        </w:r>
+      </w:hyperlink>
+      <w:r>
+        <w:rPr>
+          <w:lang w:val="zh_TW" w:bidi="zh_TW"/>
+        </w:rPr>
+        <w:t>）。工作並不是人類犯罪後的懲罰。相反，從起初開始，神就設計工作，作為祂創造中良善且有價值的一部分。</w:t>
       </w:r>
     </w:p>
     <w:p>
-      <w:pPr>
-        <w:pStyle w:val="ListNumber"/>
-        <w:numPr>
-          <w:ilvl w:val="0"/>
-          <w:numId w:val="14"/>
-        </w:numPr>
-        <w:spacing w:line="240" w:lineRule="auto"/>
-        <w:ind w:left="720"/>
-      </w:pPr>
-      <w:r>
-        <w:rPr>
-          <w:lang w:val="zh_TW" w:bidi="zh_TW"/>
-        </w:rPr>
-      </w:r>
-      <w:r>
-        <w:rPr>
-          <w:lang w:val="zh_TW" w:bidi="zh_TW"/>
-        </w:rPr>
-        <w:t>第一件事件是祂自己的死亡和復活（</w:t>
-      </w:r>
-      <w:hyperlink r:id="rId13">
+      <w:pPr/>
+      <w:r>
+        <w:rPr>
+          <w:lang w:val="zh_TW" w:bidi="zh_TW"/>
+        </w:rPr>
+      </w:r>
+      <w:r>
+        <w:rPr>
+          <w:lang w:val="zh_TW" w:bidi="zh_TW"/>
+        </w:rPr>
+        <w:t>箴言多次譴責懶惰（在應該工作時不願工作或努力）。箴言將懶惰的人比作一扇在樞紐轉動、來回搖擺卻毫無進展的門（</w:t>
+      </w:r>
+      <w:hyperlink r:id="rId14">
         <w:r>
           <w:rPr>
             <w:lang w:val="zh_TW" w:bidi="zh_TW"/>
@@ -264,16 +274,16 @@
             <w:color w:val="0000EE"/>
             <w:u w:val="single"/>
           </w:rPr>
-          <w:t>可8:31</w:t>
+          <w:t>箴26:14</w:t>
         </w:r>
       </w:hyperlink>
       <w:r>
         <w:rPr>
           <w:lang w:val="zh_TW" w:bidi="zh_TW"/>
         </w:rPr>
-        <w:t>，</w:t>
-      </w:r>
-      <w:hyperlink r:id="rId14">
+        <w:t>）；箴言又教導說，懶惰的人是愚昧的（</w:t>
+      </w:r>
+      <w:hyperlink r:id="rId15">
         <w:r>
           <w:rPr>
             <w:lang w:val="zh_TW" w:bidi="zh_TW"/>
@@ -282,13 +292,157 @@
             <w:color w:val="0000EE"/>
             <w:u w:val="single"/>
           </w:rPr>
-          <w:t>9:31</w:t>
+          <w:t>22:13</w:t>
         </w:r>
       </w:hyperlink>
       <w:r>
         <w:rPr>
           <w:lang w:val="zh_TW" w:bidi="zh_TW"/>
         </w:rPr>
+        <w:t>）。懶惰最終會導致貧窮與滅亡（</w:t>
+      </w:r>
+      <w:hyperlink r:id="rId16">
+        <w:r>
+          <w:rPr>
+            <w:lang w:val="zh_TW" w:bidi="zh_TW"/>
+          </w:rPr>
+          <w:rPr>
+            <w:color w:val="0000EE"/>
+            <w:u w:val="single"/>
+          </w:rPr>
+          <w:t>6:6–10</w:t>
+        </w:r>
+      </w:hyperlink>
+      <w:r>
+        <w:rPr>
+          <w:lang w:val="zh_TW" w:bidi="zh_TW"/>
+        </w:rPr>
+        <w:t>，</w:t>
+      </w:r>
+      <w:hyperlink r:id="rId17">
+        <w:r>
+          <w:rPr>
+            <w:lang w:val="zh_TW" w:bidi="zh_TW"/>
+          </w:rPr>
+          <w:rPr>
+            <w:color w:val="0000EE"/>
+            <w:u w:val="single"/>
+          </w:rPr>
+          <w:t>10:26</w:t>
+        </w:r>
+      </w:hyperlink>
+      <w:r>
+        <w:rPr>
+          <w:lang w:val="zh_TW" w:bidi="zh_TW"/>
+        </w:rPr>
+        <w:t>，</w:t>
+      </w:r>
+      <w:hyperlink r:id="rId18">
+        <w:r>
+          <w:rPr>
+            <w:lang w:val="zh_TW" w:bidi="zh_TW"/>
+          </w:rPr>
+          <w:rPr>
+            <w:color w:val="0000EE"/>
+            <w:u w:val="single"/>
+          </w:rPr>
+          <w:t>15:19</w:t>
+        </w:r>
+      </w:hyperlink>
+      <w:r>
+        <w:rPr>
+          <w:lang w:val="zh_TW" w:bidi="zh_TW"/>
+        </w:rPr>
+        <w:t>，</w:t>
+      </w:r>
+      <w:hyperlink r:id="rId19">
+        <w:r>
+          <w:rPr>
+            <w:lang w:val="zh_TW" w:bidi="zh_TW"/>
+          </w:rPr>
+          <w:rPr>
+            <w:color w:val="0000EE"/>
+            <w:u w:val="single"/>
+          </w:rPr>
+          <w:t>18:9</w:t>
+        </w:r>
+      </w:hyperlink>
+      <w:r>
+        <w:rPr>
+          <w:lang w:val="zh_TW" w:bidi="zh_TW"/>
+        </w:rPr>
+        <w:t>，</w:t>
+      </w:r>
+      <w:hyperlink r:id="rId20">
+        <w:r>
+          <w:rPr>
+            <w:lang w:val="zh_TW" w:bidi="zh_TW"/>
+          </w:rPr>
+          <w:rPr>
+            <w:color w:val="0000EE"/>
+            <w:u w:val="single"/>
+          </w:rPr>
+          <w:t>19:15</w:t>
+        </w:r>
+      </w:hyperlink>
+      <w:r>
+        <w:rPr>
+          <w:lang w:val="zh_TW" w:bidi="zh_TW"/>
+        </w:rPr>
+        <w:t>、</w:t>
+      </w:r>
+      <w:hyperlink r:id="rId21">
+        <w:r>
+          <w:rPr>
+            <w:lang w:val="zh_TW" w:bidi="zh_TW"/>
+          </w:rPr>
+          <w:rPr>
+            <w:color w:val="0000EE"/>
+            <w:u w:val="single"/>
+          </w:rPr>
+          <w:t>24</w:t>
+        </w:r>
+      </w:hyperlink>
+      <w:r>
+        <w:rPr>
+          <w:lang w:val="zh_TW" w:bidi="zh_TW"/>
+        </w:rPr>
+        <w:t>，</w:t>
+      </w:r>
+      <w:hyperlink r:id="rId22">
+        <w:r>
+          <w:rPr>
+            <w:lang w:val="zh_TW" w:bidi="zh_TW"/>
+          </w:rPr>
+          <w:rPr>
+            <w:color w:val="0000EE"/>
+            <w:u w:val="single"/>
+          </w:rPr>
+          <w:t>20:4</w:t>
+        </w:r>
+      </w:hyperlink>
+      <w:r>
+        <w:rPr>
+          <w:lang w:val="zh_TW" w:bidi="zh_TW"/>
+        </w:rPr>
+        <w:t>，</w:t>
+      </w:r>
+      <w:hyperlink r:id="rId23">
+        <w:r>
+          <w:rPr>
+            <w:lang w:val="zh_TW" w:bidi="zh_TW"/>
+          </w:rPr>
+          <w:rPr>
+            <w:color w:val="0000EE"/>
+            <w:u w:val="single"/>
+          </w:rPr>
+          <w:t>21:25</w:t>
+        </w:r>
+      </w:hyperlink>
+      <w:r>
+        <w:rPr>
+          <w:lang w:val="zh_TW" w:bidi="zh_TW"/>
+        </w:rPr>
         <w:t>，</w:t>
       </w:r>
       <w:hyperlink r:id="rId15">
@@ -300,34 +454,156 @@
             <w:color w:val="0000EE"/>
             <w:u w:val="single"/>
           </w:rPr>
-          <w:t>10:33–34</w:t>
+          <w:t>22:13</w:t>
         </w:r>
       </w:hyperlink>
       <w:r>
         <w:rPr>
           <w:lang w:val="zh_TW" w:bidi="zh_TW"/>
         </w:rPr>
-        <w:t>）。這在福音書寫成之前已經發生。</w:t>
+        <w:t>，</w:t>
+      </w:r>
+      <w:hyperlink r:id="rId24">
+        <w:r>
+          <w:rPr>
+            <w:lang w:val="zh_TW" w:bidi="zh_TW"/>
+          </w:rPr>
+          <w:rPr>
+            <w:color w:val="0000EE"/>
+            <w:u w:val="single"/>
+          </w:rPr>
+          <w:t>24:30–34</w:t>
+        </w:r>
+      </w:hyperlink>
+      <w:r>
+        <w:rPr>
+          <w:lang w:val="zh_TW" w:bidi="zh_TW"/>
+        </w:rPr>
+        <w:t>，</w:t>
+      </w:r>
+      <w:hyperlink r:id="rId25">
+        <w:r>
+          <w:rPr>
+            <w:lang w:val="zh_TW" w:bidi="zh_TW"/>
+          </w:rPr>
+          <w:rPr>
+            <w:color w:val="0000EE"/>
+            <w:u w:val="single"/>
+          </w:rPr>
+          <w:t>26:13–16</w:t>
+        </w:r>
+      </w:hyperlink>
+      <w:r>
+        <w:rPr>
+          <w:lang w:val="zh_TW" w:bidi="zh_TW"/>
+        </w:rPr>
+        <w:t>）。相對來說，勤奮工作的人則是有智慧的，他們的勞碌帶來財富與美好的生活（</w:t>
+      </w:r>
+      <w:hyperlink r:id="rId26">
+        <w:r>
+          <w:rPr>
+            <w:lang w:val="zh_TW" w:bidi="zh_TW"/>
+          </w:rPr>
+          <w:rPr>
+            <w:color w:val="0000EE"/>
+            <w:u w:val="single"/>
+          </w:rPr>
+          <w:t>10:4–6</w:t>
+        </w:r>
+      </w:hyperlink>
+      <w:r>
+        <w:rPr>
+          <w:lang w:val="zh_TW" w:bidi="zh_TW"/>
+        </w:rPr>
+        <w:t>，</w:t>
+      </w:r>
+      <w:hyperlink r:id="rId27">
+        <w:r>
+          <w:rPr>
+            <w:lang w:val="zh_TW" w:bidi="zh_TW"/>
+          </w:rPr>
+          <w:rPr>
+            <w:color w:val="0000EE"/>
+            <w:u w:val="single"/>
+          </w:rPr>
+          <w:t>12:11</w:t>
+        </w:r>
+      </w:hyperlink>
+      <w:r>
+        <w:rPr>
+          <w:lang w:val="zh_TW" w:bidi="zh_TW"/>
+        </w:rPr>
+        <w:t>，</w:t>
+      </w:r>
+      <w:hyperlink r:id="rId28">
+        <w:r>
+          <w:rPr>
+            <w:lang w:val="zh_TW" w:bidi="zh_TW"/>
+          </w:rPr>
+          <w:rPr>
+            <w:color w:val="0000EE"/>
+            <w:u w:val="single"/>
+          </w:rPr>
+          <w:t>13:4</w:t>
+        </w:r>
+      </w:hyperlink>
+      <w:r>
+        <w:rPr>
+          <w:lang w:val="zh_TW" w:bidi="zh_TW"/>
+        </w:rPr>
+        <w:t>，</w:t>
+      </w:r>
+      <w:hyperlink r:id="rId29">
+        <w:r>
+          <w:rPr>
+            <w:lang w:val="zh_TW" w:bidi="zh_TW"/>
+          </w:rPr>
+          <w:rPr>
+            <w:color w:val="0000EE"/>
+            <w:u w:val="single"/>
+          </w:rPr>
+          <w:t>20:13</w:t>
+        </w:r>
+      </w:hyperlink>
+      <w:r>
+        <w:rPr>
+          <w:lang w:val="zh_TW" w:bidi="zh_TW"/>
+        </w:rPr>
+        <w:t>，</w:t>
+      </w:r>
+      <w:hyperlink r:id="rId30">
+        <w:r>
+          <w:rPr>
+            <w:lang w:val="zh_TW" w:bidi="zh_TW"/>
+          </w:rPr>
+          <w:rPr>
+            <w:color w:val="0000EE"/>
+            <w:u w:val="single"/>
+          </w:rPr>
+          <w:t>31:10–27</w:t>
+        </w:r>
+      </w:hyperlink>
+      <w:r>
+        <w:rPr>
+          <w:lang w:val="zh_TW" w:bidi="zh_TW"/>
+        </w:rPr>
+        <w:t>）。</w:t>
       </w:r>
     </w:p>
     <w:p>
-      <w:pPr>
-        <w:pStyle w:val="ListNumber"/>
-        <w:spacing w:line="240" w:lineRule="auto"/>
-        <w:ind w:left="720"/>
-      </w:pPr>
-      <w:r>
-        <w:rPr>
-          <w:lang w:val="zh_TW" w:bidi="zh_TW"/>
-        </w:rPr>
-      </w:r>
-      <w:r>
-        <w:rPr>
-          <w:lang w:val="zh_TW" w:bidi="zh_TW"/>
-        </w:rPr>
-        <w:t>耶穌預言的第二件事件，是耶路撒冷毀於公元70年（</w:t>
-      </w:r>
-      <w:hyperlink r:id="rId16">
+      <w:pPr/>
+      <w:r>
+        <w:rPr>
+          <w:lang w:val="zh_TW" w:bidi="zh_TW"/>
+        </w:rPr>
+      </w:r>
+      <w:r>
+        <w:rPr>
+          <w:lang w:val="zh_TW" w:bidi="zh_TW"/>
+        </w:rPr>
+        <w:t>然而，最終的意義與滿足並不來自辛勤工作本身 （</w:t>
+      </w:r>
+      <w:hyperlink r:id="rId31">
         <w:r>
           <w:rPr>
             <w:lang w:val="zh_TW" w:bidi="zh_TW"/>
@@ -336,14 +612,157 @@
             <w:color w:val="0000EE"/>
             <w:u w:val="single"/>
           </w:rPr>
-          <w:t>太24:1–28</w:t>
+          <w:t>傳2:17–26</w:t>
         </w:r>
       </w:hyperlink>
       <w:r>
         <w:rPr>
           <w:lang w:val="zh_TW" w:bidi="zh_TW"/>
         </w:rPr>
-        <w:t>，</w:t>
+        <w:t>），我們也不可忘記神賜福與供應的大能 （</w:t>
+      </w:r>
+      <w:hyperlink r:id="rId32">
+        <w:r>
+          <w:rPr>
+            <w:lang w:val="zh_TW" w:bidi="zh_TW"/>
+          </w:rPr>
+          <w:rPr>
+            <w:color w:val="0000EE"/>
+            <w:u w:val="single"/>
+          </w:rPr>
+          <w:t>詩127:2</w:t>
+        </w:r>
+      </w:hyperlink>
+      <w:r>
+        <w:rPr>
+          <w:lang w:val="zh_TW" w:bidi="zh_TW"/>
+        </w:rPr>
+        <w:t>）。儘管如此，我們仍然不可懶惰。神創造我們，是要我們運用祂所賜的恩賜與能力，積極作工，供應自己與他人的需要 （</w:t>
+      </w:r>
+      <w:hyperlink r:id="rId33">
+        <w:r>
+          <w:rPr>
+            <w:lang w:val="zh_TW" w:bidi="zh_TW"/>
+          </w:rPr>
+          <w:rPr>
+            <w:color w:val="0000EE"/>
+            <w:u w:val="single"/>
+          </w:rPr>
+          <w:t>弗4:28</w:t>
+        </w:r>
+      </w:hyperlink>
+      <w:r>
+        <w:rPr>
+          <w:lang w:val="zh_TW" w:bidi="zh_TW"/>
+        </w:rPr>
+        <w:t>；</w:t>
+      </w:r>
+      <w:hyperlink r:id="rId34">
+        <w:r>
+          <w:rPr>
+            <w:lang w:val="zh_TW" w:bidi="zh_TW"/>
+          </w:rPr>
+          <w:rPr>
+            <w:color w:val="0000EE"/>
+            <w:u w:val="single"/>
+          </w:rPr>
+          <w:t>帖前4:11–12</w:t>
+        </w:r>
+      </w:hyperlink>
+      <w:r>
+        <w:rPr>
+          <w:lang w:val="zh_TW" w:bidi="zh_TW"/>
+        </w:rPr>
+        <w:t>；</w:t>
+      </w:r>
+      <w:hyperlink r:id="rId35">
+        <w:r>
+          <w:rPr>
+            <w:lang w:val="zh_TW" w:bidi="zh_TW"/>
+          </w:rPr>
+          <w:rPr>
+            <w:color w:val="0000EE"/>
+            <w:u w:val="single"/>
+          </w:rPr>
+          <w:t>帖後3:6–13</w:t>
+        </w:r>
+      </w:hyperlink>
+      <w:r>
+        <w:rPr>
+          <w:lang w:val="zh_TW" w:bidi="zh_TW"/>
+        </w:rPr>
+        <w:t>）。</w:t>
+      </w:r>
+    </w:p>
+    <w:p>
+      <w:pPr/>
+      <w:r>
+        <w:rPr>
+          <w:lang w:val="zh_TW" w:bidi="zh_TW"/>
+        </w:rPr>
+      </w:r>
+      <w:r>
+        <w:rPr>
+          <w:u w:val="single"/>
+          <w:lang w:val="zh_TW" w:bidi="zh_TW"/>
+        </w:rPr>
+        <w:t>進深研究的經文段落</w:t>
+      </w:r>
+    </w:p>
+    <w:p>
+      <w:pPr/>
+      <w:r>
+        <w:rPr>
+          <w:lang w:val="zh_TW" w:bidi="zh_TW"/>
+        </w:rPr>
+      </w:r>
+      <w:hyperlink r:id="rId36">
+        <w:r>
+          <w:rPr>
+            <w:lang w:val="zh_TW" w:bidi="zh_TW"/>
+          </w:rPr>
+          <w:rPr>
+            <w:color w:val="0000EE"/>
+            <w:u w:val="single"/>
+          </w:rPr>
+          <w:t>出23:12</w:t>
+        </w:r>
+      </w:hyperlink>
+      <w:r>
+        <w:rPr>
+          <w:lang w:val="zh_TW" w:bidi="zh_TW"/>
+        </w:rPr>
+        <w:t>；</w:t>
+      </w:r>
+      <w:hyperlink r:id="rId37">
+        <w:r>
+          <w:rPr>
+            <w:lang w:val="zh_TW" w:bidi="zh_TW"/>
+          </w:rPr>
+          <w:rPr>
+            <w:color w:val="0000EE"/>
+            <w:u w:val="single"/>
+          </w:rPr>
+          <w:t>箴言6:6–11，</w:t>
+        </w:r>
+      </w:hyperlink>
+      <w:hyperlink r:id="rId26">
+        <w:r>
+          <w:rPr>
+            <w:lang w:val="zh_TW" w:bidi="zh_TW"/>
+          </w:rPr>
+          <w:rPr>
+            <w:color w:val="0000EE"/>
+            <w:u w:val="single"/>
+          </w:rPr>
+          <w:t>10:4–6</w:t>
+        </w:r>
+      </w:hyperlink>
+      <w:r>
+        <w:rPr>
+          <w:lang w:val="zh_TW" w:bidi="zh_TW"/>
+        </w:rPr>
+        <w:t>、</w:t>
       </w:r>
       <w:hyperlink r:id="rId17">
         <w:r>
@@ -354,16 +773,10 @@
             <w:color w:val="0000EE"/>
             <w:u w:val="single"/>
           </w:rPr>
-          <w:t>13:1–23</w:t>
+          <w:t>26，</w:t>
         </w:r>
       </w:hyperlink>
-      <w:r>
-        <w:rPr>
-          <w:lang w:val="zh_TW" w:bidi="zh_TW"/>
-        </w:rPr>
-        <w:t>；</w:t>
-      </w:r>
-      <w:hyperlink r:id="rId18">
+      <w:hyperlink r:id="rId27">
         <w:r>
           <w:rPr>
             <w:lang w:val="zh_TW" w:bidi="zh_TW"/>
@@ -372,16 +785,16 @@
             <w:color w:val="0000EE"/>
             <w:u w:val="single"/>
           </w:rPr>
-          <w:t>路19:41–44</w:t>
+          <w:t>12:11</w:t>
         </w:r>
       </w:hyperlink>
       <w:r>
         <w:rPr>
           <w:lang w:val="zh_TW" w:bidi="zh_TW"/>
         </w:rPr>
-        <w:t>，</w:t>
-      </w:r>
-      <w:hyperlink r:id="rId19">
+        <w:t>、</w:t>
+      </w:r>
+      <w:hyperlink r:id="rId38">
         <w:r>
           <w:rPr>
             <w:lang w:val="zh_TW" w:bidi="zh_TW"/>
@@ -390,28 +803,16 @@
             <w:color w:val="0000EE"/>
             <w:u w:val="single"/>
           </w:rPr>
-          <w:t>21:5–24</w:t>
+          <w:t>24</w:t>
         </w:r>
       </w:hyperlink>
       <w:r>
         <w:rPr>
           <w:lang w:val="zh_TW" w:bidi="zh_TW"/>
         </w:rPr>
-        <w:t>）。馬可在寫福音書時，這個事件可能即將要發生（見</w:t>
-      </w:r>
-      <w:r>
-        <w:rPr>
-          <w:lang w:val="zh_TW" w:bidi="zh_TW"/>
-        </w:rPr>
-        <w:t>馬可福音簡介</w:t>
-      </w:r>
-      <w:r>
-        <w:rPr>
-          <w:lang w:val="zh_TW" w:bidi="zh_TW"/>
-        </w:rPr>
-        <w:t>，「日期」）。然而，這件事件並不是絕對的終結。基督徒群體必須繼續以信心生活，在靈性上警醒、等待神的兒子在榮耀中返回，後者可能很快就會發生（</w:t>
-      </w:r>
-      <w:hyperlink r:id="rId20">
+        <w:t>、</w:t>
+      </w:r>
+      <w:hyperlink r:id="rId39">
         <w:r>
           <w:rPr>
             <w:lang w:val="zh_TW" w:bidi="zh_TW"/>
@@ -420,34 +821,10 @@
             <w:color w:val="0000EE"/>
             <w:u w:val="single"/>
           </w:rPr>
-          <w:t>可13:34–37</w:t>
+          <w:t>27，</w:t>
         </w:r>
       </w:hyperlink>
-      <w:r>
-        <w:rPr>
-          <w:lang w:val="zh_TW" w:bidi="zh_TW"/>
-        </w:rPr>
-        <w:t>）。</w:t>
-      </w:r>
-    </w:p>
-    <w:p>
-      <w:pPr>
-        <w:pStyle w:val="ListNumber"/>
-        <w:spacing w:line="240" w:lineRule="auto"/>
-        <w:ind w:left="720"/>
-      </w:pPr>
-      <w:r>
-        <w:rPr>
-          <w:lang w:val="zh_TW" w:bidi="zh_TW"/>
-        </w:rPr>
-      </w:r>
-      <w:r>
-        <w:rPr>
-          <w:lang w:val="zh_TW" w:bidi="zh_TW"/>
-        </w:rPr>
-        <w:t>耶穌預言的第三件事件是祂將會再來（</w:t>
-      </w:r>
-      <w:hyperlink r:id="rId21">
+      <w:hyperlink r:id="rId28">
         <w:r>
           <w:rPr>
             <w:lang w:val="zh_TW" w:bidi="zh_TW"/>
@@ -456,16 +833,16 @@
             <w:color w:val="0000EE"/>
             <w:u w:val="single"/>
           </w:rPr>
-          <w:t>太23:39</w:t>
+          <w:t>13:4</w:t>
         </w:r>
       </w:hyperlink>
       <w:r>
         <w:rPr>
           <w:lang w:val="zh_TW" w:bidi="zh_TW"/>
         </w:rPr>
-        <w:t>，</w:t>
-      </w:r>
-      <w:hyperlink r:id="rId22">
+        <w:t>、</w:t>
+      </w:r>
+      <w:hyperlink r:id="rId40">
         <w:r>
           <w:rPr>
             <w:lang w:val="zh_TW" w:bidi="zh_TW"/>
@@ -474,331 +851,7 @@
             <w:color w:val="0000EE"/>
             <w:u w:val="single"/>
           </w:rPr>
-          <w:t>24:3</w:t>
-        </w:r>
-      </w:hyperlink>
-      <w:r>
-        <w:rPr>
-          <w:lang w:val="zh_TW" w:bidi="zh_TW"/>
-        </w:rPr>
-        <w:t>、</w:t>
-      </w:r>
-      <w:hyperlink r:id="rId23">
-        <w:r>
-          <w:rPr>
-            <w:lang w:val="zh_TW" w:bidi="zh_TW"/>
-          </w:rPr>
-          <w:rPr>
-            <w:color w:val="0000EE"/>
-            <w:u w:val="single"/>
-          </w:rPr>
-          <w:t>29–31</w:t>
-        </w:r>
-      </w:hyperlink>
-      <w:r>
-        <w:rPr>
-          <w:lang w:val="zh_TW" w:bidi="zh_TW"/>
-        </w:rPr>
-        <w:t>，</w:t>
-      </w:r>
-      <w:hyperlink r:id="rId24">
-        <w:r>
-          <w:rPr>
-            <w:lang w:val="zh_TW" w:bidi="zh_TW"/>
-          </w:rPr>
-          <w:rPr>
-            <w:color w:val="0000EE"/>
-            <w:u w:val="single"/>
-          </w:rPr>
-          <w:t>24:36–25:46</w:t>
-        </w:r>
-      </w:hyperlink>
-      <w:r>
-        <w:rPr>
-          <w:lang w:val="zh_TW" w:bidi="zh_TW"/>
-        </w:rPr>
-        <w:t>；</w:t>
-      </w:r>
-      <w:hyperlink r:id="rId25">
-        <w:r>
-          <w:rPr>
-            <w:lang w:val="zh_TW" w:bidi="zh_TW"/>
-          </w:rPr>
-          <w:rPr>
-            <w:color w:val="0000EE"/>
-            <w:u w:val="single"/>
-          </w:rPr>
-          <w:t>可8:38</w:t>
-        </w:r>
-      </w:hyperlink>
-      <w:r>
-        <w:rPr>
-          <w:lang w:val="zh_TW" w:bidi="zh_TW"/>
-        </w:rPr>
-        <w:t>，</w:t>
-      </w:r>
-      <w:hyperlink r:id="rId26">
-        <w:r>
-          <w:rPr>
-            <w:lang w:val="zh_TW" w:bidi="zh_TW"/>
-          </w:rPr>
-          <w:rPr>
-            <w:color w:val="0000EE"/>
-            <w:u w:val="single"/>
-          </w:rPr>
-          <w:t>13:24–27</w:t>
-        </w:r>
-      </w:hyperlink>
-      <w:r>
-        <w:rPr>
-          <w:lang w:val="zh_TW" w:bidi="zh_TW"/>
-        </w:rPr>
-        <w:t>、</w:t>
-      </w:r>
-      <w:hyperlink r:id="rId27">
-        <w:r>
-          <w:rPr>
-            <w:lang w:val="zh_TW" w:bidi="zh_TW"/>
-          </w:rPr>
-          <w:rPr>
-            <w:color w:val="0000EE"/>
-            <w:u w:val="single"/>
-          </w:rPr>
-          <w:t>32–37</w:t>
-        </w:r>
-      </w:hyperlink>
-      <w:r>
-        <w:rPr>
-          <w:lang w:val="zh_TW" w:bidi="zh_TW"/>
-        </w:rPr>
-        <w:t>；</w:t>
-      </w:r>
-      <w:hyperlink r:id="rId28">
-        <w:r>
-          <w:rPr>
-            <w:lang w:val="zh_TW" w:bidi="zh_TW"/>
-          </w:rPr>
-          <w:rPr>
-            <w:color w:val="0000EE"/>
-            <w:u w:val="single"/>
-          </w:rPr>
-          <w:t>路21:25–36</w:t>
-        </w:r>
-      </w:hyperlink>
-      <w:r>
-        <w:rPr>
-          <w:lang w:val="zh_TW" w:bidi="zh_TW"/>
-        </w:rPr>
-        <w:t>；</w:t>
-      </w:r>
-      <w:hyperlink r:id="rId29">
-        <w:r>
-          <w:rPr>
-            <w:lang w:val="zh_TW" w:bidi="zh_TW"/>
-          </w:rPr>
-          <w:rPr>
-            <w:color w:val="0000EE"/>
-            <w:u w:val="single"/>
-          </w:rPr>
-          <w:t>約14:1–3</w:t>
-        </w:r>
-      </w:hyperlink>
-      <w:r>
-        <w:rPr>
-          <w:lang w:val="zh_TW" w:bidi="zh_TW"/>
-        </w:rPr>
-        <w:t>）。新約聖經經常提到耶穌第二次來臨（例如，</w:t>
-      </w:r>
-      <w:hyperlink r:id="rId30">
-        <w:r>
-          <w:rPr>
-            <w:lang w:val="zh_TW" w:bidi="zh_TW"/>
-          </w:rPr>
-          <w:rPr>
-            <w:color w:val="0000EE"/>
-            <w:u w:val="single"/>
-          </w:rPr>
-          <w:t>林前1:7–8</w:t>
-        </w:r>
-      </w:hyperlink>
-      <w:r>
-        <w:rPr>
-          <w:lang w:val="zh_TW" w:bidi="zh_TW"/>
-        </w:rPr>
-        <w:t>，</w:t>
-      </w:r>
-      <w:hyperlink r:id="rId31">
-        <w:r>
-          <w:rPr>
-            <w:lang w:val="zh_TW" w:bidi="zh_TW"/>
-          </w:rPr>
-          <w:rPr>
-            <w:color w:val="0000EE"/>
-            <w:u w:val="single"/>
-          </w:rPr>
-          <w:t>3:13</w:t>
-        </w:r>
-      </w:hyperlink>
-      <w:r>
-        <w:rPr>
-          <w:lang w:val="zh_TW" w:bidi="zh_TW"/>
-        </w:rPr>
-        <w:t>，</w:t>
-      </w:r>
-      <w:hyperlink r:id="rId32">
-        <w:r>
-          <w:rPr>
-            <w:lang w:val="zh_TW" w:bidi="zh_TW"/>
-          </w:rPr>
-          <w:rPr>
-            <w:color w:val="0000EE"/>
-            <w:u w:val="single"/>
-          </w:rPr>
-          <w:t>5:5</w:t>
-        </w:r>
-      </w:hyperlink>
-      <w:r>
-        <w:rPr>
-          <w:lang w:val="zh_TW" w:bidi="zh_TW"/>
-        </w:rPr>
-        <w:t>；</w:t>
-      </w:r>
-      <w:hyperlink r:id="rId33">
-        <w:r>
-          <w:rPr>
-            <w:lang w:val="zh_TW" w:bidi="zh_TW"/>
-          </w:rPr>
-          <w:rPr>
-            <w:color w:val="0000EE"/>
-            <w:u w:val="single"/>
-          </w:rPr>
-          <w:t>林後1:14</w:t>
-        </w:r>
-      </w:hyperlink>
-      <w:r>
-        <w:rPr>
-          <w:lang w:val="zh_TW" w:bidi="zh_TW"/>
-        </w:rPr>
-        <w:t>；</w:t>
-      </w:r>
-      <w:hyperlink r:id="rId34">
-        <w:r>
-          <w:rPr>
-            <w:lang w:val="zh_TW" w:bidi="zh_TW"/>
-          </w:rPr>
-          <w:rPr>
-            <w:color w:val="0000EE"/>
-            <w:u w:val="single"/>
-          </w:rPr>
-          <w:t>腓1:6</w:t>
-        </w:r>
-      </w:hyperlink>
-      <w:r>
-        <w:rPr>
-          <w:lang w:val="zh_TW" w:bidi="zh_TW"/>
-        </w:rPr>
-        <w:t>、</w:t>
-      </w:r>
-      <w:hyperlink r:id="rId35">
-        <w:r>
-          <w:rPr>
-            <w:lang w:val="zh_TW" w:bidi="zh_TW"/>
-          </w:rPr>
-          <w:rPr>
-            <w:color w:val="0000EE"/>
-            <w:u w:val="single"/>
-          </w:rPr>
-          <w:t>10</w:t>
-        </w:r>
-      </w:hyperlink>
-      <w:r>
-        <w:rPr>
-          <w:lang w:val="zh_TW" w:bidi="zh_TW"/>
-        </w:rPr>
-        <w:t>、</w:t>
-      </w:r>
-      <w:hyperlink r:id="rId36">
-        <w:r>
-          <w:rPr>
-            <w:lang w:val="zh_TW" w:bidi="zh_TW"/>
-          </w:rPr>
-          <w:rPr>
-            <w:color w:val="0000EE"/>
-            <w:u w:val="single"/>
-          </w:rPr>
-          <w:t>2:16</w:t>
-        </w:r>
-      </w:hyperlink>
-      <w:r>
-        <w:rPr>
-          <w:lang w:val="zh_TW" w:bidi="zh_TW"/>
-        </w:rPr>
-        <w:t>；</w:t>
-      </w:r>
-      <w:hyperlink r:id="rId37">
-        <w:r>
-          <w:rPr>
-            <w:lang w:val="zh_TW" w:bidi="zh_TW"/>
-          </w:rPr>
-          <w:rPr>
-            <w:color w:val="0000EE"/>
-            <w:u w:val="single"/>
-          </w:rPr>
-          <w:t>帖前5:1–11</w:t>
-        </w:r>
-      </w:hyperlink>
-      <w:r>
-        <w:rPr>
-          <w:lang w:val="zh_TW" w:bidi="zh_TW"/>
-        </w:rPr>
-        <w:t>；</w:t>
-      </w:r>
-      <w:hyperlink r:id="rId38">
-        <w:r>
-          <w:rPr>
-            <w:lang w:val="zh_TW" w:bidi="zh_TW"/>
-          </w:rPr>
-          <w:rPr>
-            <w:color w:val="0000EE"/>
-            <w:u w:val="single"/>
-          </w:rPr>
-          <w:t>帖後2:2</w:t>
-        </w:r>
-      </w:hyperlink>
-      <w:r>
-        <w:rPr>
-          <w:lang w:val="zh_TW" w:bidi="zh_TW"/>
-        </w:rPr>
-        <w:t>；</w:t>
-      </w:r>
-      <w:hyperlink r:id="rId39">
-        <w:r>
-          <w:rPr>
-            <w:lang w:val="zh_TW" w:bidi="zh_TW"/>
-          </w:rPr>
-          <w:rPr>
-            <w:color w:val="0000EE"/>
-            <w:u w:val="single"/>
-          </w:rPr>
-          <w:t>提後1:12</w:t>
-        </w:r>
-      </w:hyperlink>
-      <w:r>
-        <w:rPr>
-          <w:lang w:val="zh_TW" w:bidi="zh_TW"/>
-        </w:rPr>
-        <w:t>、</w:t>
-      </w:r>
-      <w:hyperlink r:id="rId40">
-        <w:r>
-          <w:rPr>
-            <w:lang w:val="zh_TW" w:bidi="zh_TW"/>
-          </w:rPr>
-          <w:rPr>
-            <w:color w:val="0000EE"/>
-            <w:u w:val="single"/>
-          </w:rPr>
-          <w:t>18，</w:t>
+          <w:t>11，</w:t>
         </w:r>
       </w:hyperlink>
       <w:hyperlink r:id="rId41">
@@ -810,7 +863,7 @@
             <w:color w:val="0000EE"/>
             <w:u w:val="single"/>
           </w:rPr>
-          <w:t>4:1</w:t>
+          <w:t>14:4</w:t>
         </w:r>
       </w:hyperlink>
       <w:r>
@@ -828,29 +881,45 @@
             <w:color w:val="0000EE"/>
             <w:u w:val="single"/>
           </w:rPr>
-          <w:t>8</w:t>
+          <w:t>23，</w:t>
         </w:r>
       </w:hyperlink>
-      <w:r>
-        <w:rPr>
-          <w:lang w:val="zh_TW" w:bidi="zh_TW"/>
-        </w:rPr>
-        <w:t>）。</w:t>
-      </w:r>
-    </w:p>
-    <w:p>
-      <w:pPr/>
-      <w:r>
-        <w:rPr>
-          <w:lang w:val="zh_TW" w:bidi="zh_TW"/>
-        </w:rPr>
-      </w:r>
-      <w:r>
-        <w:rPr>
-          <w:lang w:val="zh_TW" w:bidi="zh_TW"/>
-        </w:rPr>
-        <w:t>當耶穌再來時，神國度的應許將會實現。耶穌將審判並且摧毀撒但和撒但的天使（</w:t>
-      </w:r>
+      <w:hyperlink r:id="rId18">
+        <w:r>
+          <w:rPr>
+            <w:lang w:val="zh_TW" w:bidi="zh_TW"/>
+          </w:rPr>
+          <w:rPr>
+            <w:color w:val="0000EE"/>
+            <w:u w:val="single"/>
+          </w:rPr>
+          <w:t>15:19，</w:t>
+        </w:r>
+      </w:hyperlink>
+      <w:hyperlink r:id="rId19">
+        <w:r>
+          <w:rPr>
+            <w:lang w:val="zh_TW" w:bidi="zh_TW"/>
+          </w:rPr>
+          <w:rPr>
+            <w:color w:val="0000EE"/>
+            <w:u w:val="single"/>
+          </w:rPr>
+          <w:t>18:9，</w:t>
+        </w:r>
+      </w:hyperlink>
+      <w:hyperlink r:id="rId20">
+        <w:r>
+          <w:rPr>
+            <w:lang w:val="zh_TW" w:bidi="zh_TW"/>
+          </w:rPr>
+          <w:rPr>
+            <w:color w:val="0000EE"/>
+            <w:u w:val="single"/>
+          </w:rPr>
+          <w:t>19:15，</w:t>
+        </w:r>
+      </w:hyperlink>
       <w:hyperlink r:id="rId43">
         <w:r>
           <w:rPr>
@@ -860,14 +929,56 @@
             <w:color w:val="0000EE"/>
             <w:u w:val="single"/>
           </w:rPr>
-          <w:t>羅16:20</w:t>
+          <w:t>21:5</w:t>
         </w:r>
       </w:hyperlink>
       <w:r>
         <w:rPr>
           <w:lang w:val="zh_TW" w:bidi="zh_TW"/>
         </w:rPr>
-        <w:t>；</w:t>
+        <w:t>、</w:t>
+      </w:r>
+      <w:hyperlink r:id="rId23">
+        <w:r>
+          <w:rPr>
+            <w:lang w:val="zh_TW" w:bidi="zh_TW"/>
+          </w:rPr>
+          <w:rPr>
+            <w:color w:val="0000EE"/>
+            <w:u w:val="single"/>
+          </w:rPr>
+          <w:t>25，</w:t>
+        </w:r>
+      </w:hyperlink>
+      <w:hyperlink r:id="rId24">
+        <w:r>
+          <w:rPr>
+            <w:lang w:val="zh_TW" w:bidi="zh_TW"/>
+          </w:rPr>
+          <w:rPr>
+            <w:color w:val="0000EE"/>
+            <w:u w:val="single"/>
+          </w:rPr>
+          <w:t>24:30–34，</w:t>
+        </w:r>
+      </w:hyperlink>
+      <w:hyperlink r:id="rId25">
+        <w:r>
+          <w:rPr>
+            <w:lang w:val="zh_TW" w:bidi="zh_TW"/>
+          </w:rPr>
+          <w:rPr>
+            <w:color w:val="0000EE"/>
+            <w:u w:val="single"/>
+          </w:rPr>
+          <w:t>26:13–16</w:t>
+        </w:r>
+      </w:hyperlink>
+      <w:r>
+        <w:rPr>
+          <w:lang w:val="zh_TW" w:bidi="zh_TW"/>
+        </w:rPr>
+        <w:t>、</w:t>
       </w:r>
       <w:hyperlink r:id="rId44">
         <w:r>
@@ -878,15 +989,9 @@
             <w:color w:val="0000EE"/>
             <w:u w:val="single"/>
           </w:rPr>
-          <w:t>帖後2:3–12</w:t>
+          <w:t>28:19，</w:t>
         </w:r>
       </w:hyperlink>
-      <w:r>
-        <w:rPr>
-          <w:lang w:val="zh_TW" w:bidi="zh_TW"/>
-        </w:rPr>
-        <w:t>）。那些拒絕信靠耶穌的人，將遭受永遠的審判（</w:t>
-      </w:r>
       <w:hyperlink r:id="rId45">
         <w:r>
           <w:rPr>
@@ -896,9 +1001,15 @@
             <w:color w:val="0000EE"/>
             <w:u w:val="single"/>
           </w:rPr>
-          <w:t>太13:40–42，</w:t>
+          <w:t>31:10–31</w:t>
         </w:r>
       </w:hyperlink>
+      <w:r>
+        <w:rPr>
+          <w:lang w:val="zh_TW" w:bidi="zh_TW"/>
+        </w:rPr>
+        <w:t>；</w:t>
+      </w:r>
       <w:hyperlink r:id="rId46">
         <w:r>
           <w:rPr>
@@ -908,15 +1019,9 @@
             <w:color w:val="0000EE"/>
             <w:u w:val="single"/>
           </w:rPr>
-          <w:t>25:31–46</w:t>
+          <w:t>傳2:18–26，</w:t>
         </w:r>
       </w:hyperlink>
-      <w:r>
-        <w:rPr>
-          <w:lang w:val="zh_TW" w:bidi="zh_TW"/>
-        </w:rPr>
-        <w:t>；</w:t>
-      </w:r>
       <w:hyperlink r:id="rId47">
         <w:r>
           <w:rPr>
@@ -926,7 +1031,7 @@
             <w:color w:val="0000EE"/>
             <w:u w:val="single"/>
           </w:rPr>
-          <w:t>路6:24–26，</w:t>
+          <w:t>4:5–6，</w:t>
         </w:r>
       </w:hyperlink>
       <w:hyperlink r:id="rId48">
@@ -938,15 +1043,9 @@
             <w:color w:val="0000EE"/>
             <w:u w:val="single"/>
           </w:rPr>
-          <w:t>16:19–31</w:t>
+          <w:t>5:12，</w:t>
         </w:r>
       </w:hyperlink>
-      <w:r>
-        <w:rPr>
-          <w:lang w:val="zh_TW" w:bidi="zh_TW"/>
-        </w:rPr>
-        <w:t>；</w:t>
-      </w:r>
       <w:hyperlink r:id="rId49">
         <w:r>
           <w:rPr>
@@ -956,15 +1055,9 @@
             <w:color w:val="0000EE"/>
             <w:u w:val="single"/>
           </w:rPr>
-          <w:t>徒10:42</w:t>
+          <w:t>9:10，</w:t>
         </w:r>
       </w:hyperlink>
-      <w:r>
-        <w:rPr>
-          <w:lang w:val="zh_TW" w:bidi="zh_TW"/>
-        </w:rPr>
-        <w:t>；</w:t>
-      </w:r>
       <w:hyperlink r:id="rId50">
         <w:r>
           <w:rPr>
@@ -974,7 +1067,7 @@
             <w:color w:val="0000EE"/>
             <w:u w:val="single"/>
           </w:rPr>
-          <w:t>弗5:6</w:t>
+          <w:t>11:4–6</w:t>
         </w:r>
       </w:hyperlink>
       <w:r>
@@ -992,7 +1085,7 @@
             <w:color w:val="0000EE"/>
             <w:u w:val="single"/>
           </w:rPr>
-          <w:t>西3:6</w:t>
+          <w:t>羅12:11</w:t>
         </w:r>
       </w:hyperlink>
       <w:r>
@@ -1001,6 +1094,42 @@
         </w:rPr>
         <w:t>；</w:t>
       </w:r>
+      <w:hyperlink r:id="rId33">
+        <w:r>
+          <w:rPr>
+            <w:lang w:val="zh_TW" w:bidi="zh_TW"/>
+          </w:rPr>
+          <w:rPr>
+            <w:color w:val="0000EE"/>
+            <w:u w:val="single"/>
+          </w:rPr>
+          <w:t>弗4:28</w:t>
+        </w:r>
+      </w:hyperlink>
+      <w:r>
+        <w:rPr>
+          <w:lang w:val="zh_TW" w:bidi="zh_TW"/>
+        </w:rPr>
+        <w:t>；</w:t>
+      </w:r>
+      <w:hyperlink r:id="rId34">
+        <w:r>
+          <w:rPr>
+            <w:lang w:val="zh_TW" w:bidi="zh_TW"/>
+          </w:rPr>
+          <w:rPr>
+            <w:color w:val="0000EE"/>
+            <w:u w:val="single"/>
+          </w:rPr>
+          <w:t>帖前4:11–12</w:t>
+        </w:r>
+      </w:hyperlink>
+      <w:r>
+        <w:rPr>
+          <w:lang w:val="zh_TW" w:bidi="zh_TW"/>
+        </w:rPr>
+        <w:t>；</w:t>
+      </w:r>
       <w:hyperlink r:id="rId52">
         <w:r>
           <w:rPr>
@@ -1010,2267 +1139,7 @@
             <w:color w:val="0000EE"/>
             <w:u w:val="single"/>
           </w:rPr>
-          <w:t>來10:25</w:t>
-        </w:r>
-      </w:hyperlink>
-      <w:r>
-        <w:rPr>
-          <w:lang w:val="zh_TW" w:bidi="zh_TW"/>
-        </w:rPr>
-        <w:t>；</w:t>
-      </w:r>
-      <w:hyperlink r:id="rId53">
-        <w:r>
-          <w:rPr>
-            <w:lang w:val="zh_TW" w:bidi="zh_TW"/>
-          </w:rPr>
-          <w:rPr>
-            <w:color w:val="0000EE"/>
-            <w:u w:val="single"/>
-          </w:rPr>
-          <w:t>彼後3:7</w:t>
-        </w:r>
-      </w:hyperlink>
-      <w:r>
-        <w:rPr>
-          <w:lang w:val="zh_TW" w:bidi="zh_TW"/>
-        </w:rPr>
-        <w:t>；</w:t>
-      </w:r>
-      <w:hyperlink r:id="rId54">
-        <w:r>
-          <w:rPr>
-            <w:lang w:val="zh_TW" w:bidi="zh_TW"/>
-          </w:rPr>
-          <w:rPr>
-            <w:color w:val="0000EE"/>
-            <w:u w:val="single"/>
-          </w:rPr>
-          <w:t>猶1:6</w:t>
-        </w:r>
-      </w:hyperlink>
-      <w:r>
-        <w:rPr>
-          <w:lang w:val="zh_TW" w:bidi="zh_TW"/>
-        </w:rPr>
-        <w:t>；</w:t>
-      </w:r>
-      <w:hyperlink r:id="rId55">
-        <w:r>
-          <w:rPr>
-            <w:lang w:val="zh_TW" w:bidi="zh_TW"/>
-          </w:rPr>
-          <w:rPr>
-            <w:color w:val="0000EE"/>
-            <w:u w:val="single"/>
-          </w:rPr>
-          <w:t>啟1:7</w:t>
-        </w:r>
-      </w:hyperlink>
-      <w:r>
-        <w:rPr>
-          <w:lang w:val="zh_TW" w:bidi="zh_TW"/>
-        </w:rPr>
-        <w:t>；</w:t>
-      </w:r>
-      <w:hyperlink r:id="rId56">
-        <w:r>
-          <w:rPr>
-            <w:lang w:val="zh_TW" w:bidi="zh_TW"/>
-          </w:rPr>
-          <w:rPr>
-            <w:color w:val="0000EE"/>
-            <w:u w:val="single"/>
-          </w:rPr>
-          <w:t>6:14</w:t>
-        </w:r>
-      </w:hyperlink>
-      <w:r>
-        <w:rPr>
-          <w:lang w:val="zh_TW" w:bidi="zh_TW"/>
-        </w:rPr>
-        <w:t>、</w:t>
-      </w:r>
-      <w:hyperlink r:id="rId57">
-        <w:r>
-          <w:rPr>
-            <w:lang w:val="zh_TW" w:bidi="zh_TW"/>
-          </w:rPr>
-          <w:rPr>
-            <w:color w:val="0000EE"/>
-            <w:u w:val="single"/>
-          </w:rPr>
-          <w:t>17</w:t>
-        </w:r>
-      </w:hyperlink>
-      <w:r>
-        <w:rPr>
-          <w:lang w:val="zh_TW" w:bidi="zh_TW"/>
-        </w:rPr>
-        <w:t>）。同時，忠信之人將復活，得享永生（</w:t>
-      </w:r>
-      <w:hyperlink r:id="rId58">
-        <w:r>
-          <w:rPr>
-            <w:lang w:val="zh_TW" w:bidi="zh_TW"/>
-          </w:rPr>
-          <w:rPr>
-            <w:color w:val="0000EE"/>
-            <w:u w:val="single"/>
-          </w:rPr>
-          <w:t>帖前4:13–18</w:t>
-        </w:r>
-      </w:hyperlink>
-      <w:r>
-        <w:rPr>
-          <w:lang w:val="zh_TW" w:bidi="zh_TW"/>
-        </w:rPr>
-        <w:t>）。神要將祂揀選的子民聚集起來，拯救他們（</w:t>
-      </w:r>
-      <w:hyperlink r:id="rId59">
-        <w:r>
-          <w:rPr>
-            <w:lang w:val="zh_TW" w:bidi="zh_TW"/>
-          </w:rPr>
-          <w:rPr>
-            <w:color w:val="0000EE"/>
-            <w:u w:val="single"/>
-          </w:rPr>
-          <w:t>可13:27</w:t>
-        </w:r>
-      </w:hyperlink>
-      <w:r>
-        <w:rPr>
-          <w:lang w:val="zh_TW" w:bidi="zh_TW"/>
-        </w:rPr>
-        <w:t>；</w:t>
-      </w:r>
-      <w:hyperlink r:id="rId60">
-        <w:r>
-          <w:rPr>
-            <w:lang w:val="zh_TW" w:bidi="zh_TW"/>
-          </w:rPr>
-          <w:rPr>
-            <w:color w:val="0000EE"/>
-            <w:u w:val="single"/>
-          </w:rPr>
-          <w:t>來1:14，</w:t>
-        </w:r>
-      </w:hyperlink>
-      <w:hyperlink r:id="rId61">
-        <w:r>
-          <w:rPr>
-            <w:lang w:val="zh_TW" w:bidi="zh_TW"/>
-          </w:rPr>
-          <w:rPr>
-            <w:color w:val="0000EE"/>
-            <w:u w:val="single"/>
-          </w:rPr>
-          <w:t>9:27–28</w:t>
-        </w:r>
-      </w:hyperlink>
-      <w:r>
-        <w:rPr>
-          <w:lang w:val="zh_TW" w:bidi="zh_TW"/>
-        </w:rPr>
-        <w:t>），賜他們恩典（</w:t>
-      </w:r>
-      <w:hyperlink r:id="rId62">
-        <w:r>
-          <w:rPr>
-            <w:lang w:val="zh_TW" w:bidi="zh_TW"/>
-          </w:rPr>
-          <w:rPr>
-            <w:color w:val="0000EE"/>
-            <w:u w:val="single"/>
-          </w:rPr>
-          <w:t>彼前1:13</w:t>
-        </w:r>
-      </w:hyperlink>
-      <w:r>
-        <w:rPr>
-          <w:lang w:val="zh_TW" w:bidi="zh_TW"/>
-        </w:rPr>
-        <w:t>）和榮耀（</w:t>
-      </w:r>
-      <w:hyperlink r:id="rId63">
-        <w:r>
-          <w:rPr>
-            <w:lang w:val="zh_TW" w:bidi="zh_TW"/>
-          </w:rPr>
-          <w:rPr>
-            <w:color w:val="0000EE"/>
-            <w:u w:val="single"/>
-          </w:rPr>
-          <w:t>帖前2:12</w:t>
-        </w:r>
-      </w:hyperlink>
-      <w:r>
-        <w:rPr>
-          <w:lang w:val="zh_TW" w:bidi="zh_TW"/>
-        </w:rPr>
-        <w:t>；</w:t>
-      </w:r>
-      <w:hyperlink r:id="rId64">
-        <w:r>
-          <w:rPr>
-            <w:lang w:val="zh_TW" w:bidi="zh_TW"/>
-          </w:rPr>
-          <w:rPr>
-            <w:color w:val="0000EE"/>
-            <w:u w:val="single"/>
-          </w:rPr>
-          <w:t>帖後2:14</w:t>
-        </w:r>
-      </w:hyperlink>
-      <w:r>
-        <w:rPr>
-          <w:lang w:val="zh_TW" w:bidi="zh_TW"/>
-        </w:rPr>
-        <w:t>；</w:t>
-      </w:r>
-      <w:hyperlink r:id="rId65">
-        <w:r>
-          <w:rPr>
-            <w:lang w:val="zh_TW" w:bidi="zh_TW"/>
-          </w:rPr>
-          <w:rPr>
-            <w:color w:val="0000EE"/>
-            <w:u w:val="single"/>
-          </w:rPr>
-          <w:t>彼前1:7</w:t>
-        </w:r>
-      </w:hyperlink>
-      <w:r>
-        <w:rPr>
-          <w:lang w:val="zh_TW" w:bidi="zh_TW"/>
-        </w:rPr>
-        <w:t>；</w:t>
-      </w:r>
-      <w:hyperlink r:id="rId66">
-        <w:r>
-          <w:rPr>
-            <w:lang w:val="zh_TW" w:bidi="zh_TW"/>
-          </w:rPr>
-          <w:rPr>
-            <w:color w:val="0000EE"/>
-            <w:u w:val="single"/>
-          </w:rPr>
-          <w:t>5:1、</w:t>
-        </w:r>
-      </w:hyperlink>
-      <w:hyperlink r:id="rId67">
-        <w:r>
-          <w:rPr>
-            <w:lang w:val="zh_TW" w:bidi="zh_TW"/>
-          </w:rPr>
-          <w:rPr>
-            <w:color w:val="0000EE"/>
-            <w:u w:val="single"/>
-          </w:rPr>
-          <w:t>4</w:t>
-        </w:r>
-      </w:hyperlink>
-      <w:r>
-        <w:rPr>
-          <w:lang w:val="zh_TW" w:bidi="zh_TW"/>
-        </w:rPr>
-        <w:t>）。</w:t>
-      </w:r>
-    </w:p>
-    <w:p>
-      <w:pPr/>
-      <w:r>
-        <w:rPr>
-          <w:lang w:val="zh_TW" w:bidi="zh_TW"/>
-        </w:rPr>
-      </w:r>
-      <w:r>
-        <w:rPr>
-          <w:lang w:val="zh_TW" w:bidi="zh_TW"/>
-        </w:rPr>
-        <w:t>祂將賜給祂子民永恆的基業和不會朽壞的新身體（</w:t>
-      </w:r>
-      <w:hyperlink r:id="rId68">
-        <w:r>
-          <w:rPr>
-            <w:lang w:val="zh_TW" w:bidi="zh_TW"/>
-          </w:rPr>
-          <w:rPr>
-            <w:color w:val="0000EE"/>
-            <w:u w:val="single"/>
-          </w:rPr>
-          <w:t>彼前1:4</w:t>
-        </w:r>
-      </w:hyperlink>
-      <w:r>
-        <w:rPr>
-          <w:lang w:val="zh_TW" w:bidi="zh_TW"/>
-        </w:rPr>
-        <w:t>；</w:t>
-      </w:r>
-      <w:hyperlink r:id="rId69">
-        <w:r>
-          <w:rPr>
-            <w:lang w:val="zh_TW" w:bidi="zh_TW"/>
-          </w:rPr>
-          <w:rPr>
-            <w:color w:val="0000EE"/>
-            <w:u w:val="single"/>
-          </w:rPr>
-          <w:t>林前15:35–57</w:t>
-        </w:r>
-      </w:hyperlink>
-      <w:r>
-        <w:rPr>
-          <w:lang w:val="zh_TW" w:bidi="zh_TW"/>
-        </w:rPr>
-        <w:t>；</w:t>
-      </w:r>
-      <w:hyperlink r:id="rId70">
-        <w:r>
-          <w:rPr>
-            <w:lang w:val="zh_TW" w:bidi="zh_TW"/>
-          </w:rPr>
-          <w:rPr>
-            <w:color w:val="0000EE"/>
-            <w:u w:val="single"/>
-          </w:rPr>
-          <w:t>腓3:21</w:t>
-        </w:r>
-      </w:hyperlink>
-      <w:r>
-        <w:rPr>
-          <w:lang w:val="zh_TW" w:bidi="zh_TW"/>
-        </w:rPr>
-        <w:t>；</w:t>
-      </w:r>
-      <w:hyperlink r:id="rId58">
-        <w:r>
-          <w:rPr>
-            <w:lang w:val="zh_TW" w:bidi="zh_TW"/>
-          </w:rPr>
-          <w:rPr>
-            <w:color w:val="0000EE"/>
-            <w:u w:val="single"/>
-          </w:rPr>
-          <w:t>帖前4:13–18</w:t>
-        </w:r>
-      </w:hyperlink>
-      <w:r>
-        <w:rPr>
-          <w:lang w:val="zh_TW" w:bidi="zh_TW"/>
-        </w:rPr>
-        <w:t>）。神將使受造之物免於一切的詛咒並更新萬物（</w:t>
-      </w:r>
-      <w:hyperlink r:id="rId71">
-        <w:r>
-          <w:rPr>
-            <w:lang w:val="zh_TW" w:bidi="zh_TW"/>
-          </w:rPr>
-          <w:rPr>
-            <w:color w:val="0000EE"/>
-            <w:u w:val="single"/>
-          </w:rPr>
-          <w:t>創3:17–18</w:t>
-        </w:r>
-      </w:hyperlink>
-      <w:r>
-        <w:rPr>
-          <w:lang w:val="zh_TW" w:bidi="zh_TW"/>
-        </w:rPr>
-        <w:t>；</w:t>
-      </w:r>
-      <w:hyperlink r:id="rId72">
-        <w:r>
-          <w:rPr>
-            <w:lang w:val="zh_TW" w:bidi="zh_TW"/>
-          </w:rPr>
-          <w:rPr>
-            <w:color w:val="0000EE"/>
-            <w:u w:val="single"/>
-          </w:rPr>
-          <w:t>羅8:20–23</w:t>
-        </w:r>
-      </w:hyperlink>
-      <w:r>
-        <w:rPr>
-          <w:lang w:val="zh_TW" w:bidi="zh_TW"/>
-        </w:rPr>
-        <w:t>；</w:t>
-      </w:r>
-      <w:hyperlink r:id="rId73">
-        <w:r>
-          <w:rPr>
-            <w:lang w:val="zh_TW" w:bidi="zh_TW"/>
-          </w:rPr>
-          <w:rPr>
-            <w:color w:val="0000EE"/>
-            <w:u w:val="single"/>
-          </w:rPr>
-          <w:t>彼後3:12–13</w:t>
-        </w:r>
-      </w:hyperlink>
-      <w:r>
-        <w:rPr>
-          <w:lang w:val="zh_TW" w:bidi="zh_TW"/>
-        </w:rPr>
-        <w:t>；</w:t>
-      </w:r>
-      <w:hyperlink r:id="rId74">
-        <w:r>
-          <w:rPr>
-            <w:lang w:val="zh_TW" w:bidi="zh_TW"/>
-          </w:rPr>
-          <w:rPr>
-            <w:color w:val="0000EE"/>
-            <w:u w:val="single"/>
-          </w:rPr>
-          <w:t>啟21:1–22:5</w:t>
-        </w:r>
-      </w:hyperlink>
-      <w:r>
-        <w:rPr>
-          <w:lang w:val="zh_TW" w:bidi="zh_TW"/>
-        </w:rPr>
-        <w:t>）。悲痛、眼淚、哀傷和死亡將不再存在（</w:t>
-      </w:r>
-      <w:hyperlink r:id="rId75">
-        <w:r>
-          <w:rPr>
-            <w:lang w:val="zh_TW" w:bidi="zh_TW"/>
-          </w:rPr>
-          <w:rPr>
-            <w:color w:val="0000EE"/>
-            <w:u w:val="single"/>
-          </w:rPr>
-          <w:t>啟21:4</w:t>
-        </w:r>
-      </w:hyperlink>
-      <w:r>
-        <w:rPr>
-          <w:lang w:val="zh_TW" w:bidi="zh_TW"/>
-        </w:rPr>
-        <w:t>）。那些在此生忠於基督的人「將得見神」（</w:t>
-      </w:r>
-      <w:hyperlink r:id="rId76">
-        <w:r>
-          <w:rPr>
-            <w:lang w:val="zh_TW" w:bidi="zh_TW"/>
-          </w:rPr>
-          <w:rPr>
-            <w:color w:val="0000EE"/>
-            <w:u w:val="single"/>
-          </w:rPr>
-          <w:t>太5:8</w:t>
-        </w:r>
-      </w:hyperlink>
-      <w:r>
-        <w:rPr>
-          <w:lang w:val="zh_TW" w:bidi="zh_TW"/>
-        </w:rPr>
-        <w:t>；</w:t>
-      </w:r>
-      <w:hyperlink r:id="rId77">
-        <w:r>
-          <w:rPr>
-            <w:lang w:val="zh_TW" w:bidi="zh_TW"/>
-          </w:rPr>
-          <w:rPr>
-            <w:color w:val="0000EE"/>
-            <w:u w:val="single"/>
-          </w:rPr>
-          <w:t>啟22:3</w:t>
-        </w:r>
-      </w:hyperlink>
-      <w:r>
-        <w:rPr>
-          <w:lang w:val="zh_TW" w:bidi="zh_TW"/>
-        </w:rPr>
-        <w:t>）。</w:t>
-      </w:r>
-    </w:p>
-    <w:p>
-      <w:pPr/>
-      <w:r>
-        <w:rPr>
-          <w:lang w:val="zh_TW" w:bidi="zh_TW"/>
-        </w:rPr>
-      </w:r>
-      <w:r>
-        <w:rPr>
-          <w:lang w:val="zh_TW" w:bidi="zh_TW"/>
-        </w:rPr>
-        <w:t>因為這些應許，基督徒必須禱告並等待祂的再來（</w:t>
-      </w:r>
-      <w:hyperlink r:id="rId78">
-        <w:r>
-          <w:rPr>
-            <w:lang w:val="zh_TW" w:bidi="zh_TW"/>
-          </w:rPr>
-          <w:rPr>
-            <w:color w:val="0000EE"/>
-            <w:u w:val="single"/>
-          </w:rPr>
-          <w:t>太6:10</w:t>
-        </w:r>
-      </w:hyperlink>
-      <w:r>
-        <w:rPr>
-          <w:lang w:val="zh_TW" w:bidi="zh_TW"/>
-        </w:rPr>
-        <w:t>；</w:t>
-      </w:r>
-      <w:hyperlink r:id="rId79">
-        <w:r>
-          <w:rPr>
-            <w:lang w:val="zh_TW" w:bidi="zh_TW"/>
-          </w:rPr>
-          <w:rPr>
-            <w:color w:val="0000EE"/>
-            <w:u w:val="single"/>
-          </w:rPr>
-          <w:t>啟22:20</w:t>
-        </w:r>
-      </w:hyperlink>
-      <w:r>
-        <w:rPr>
-          <w:lang w:val="zh_TW" w:bidi="zh_TW"/>
-        </w:rPr>
-        <w:t>）。我們不應試圖猜測祂再來的日期（</w:t>
-      </w:r>
-      <w:hyperlink r:id="rId80">
-        <w:r>
-          <w:rPr>
-            <w:lang w:val="zh_TW" w:bidi="zh_TW"/>
-          </w:rPr>
-          <w:rPr>
-            <w:color w:val="0000EE"/>
-            <w:u w:val="single"/>
-          </w:rPr>
-          <w:t>可13:32</w:t>
-        </w:r>
-      </w:hyperlink>
-      <w:r>
-        <w:rPr>
-          <w:lang w:val="zh_TW" w:bidi="zh_TW"/>
-        </w:rPr>
-        <w:t>；</w:t>
-      </w:r>
-      <w:hyperlink r:id="rId81">
-        <w:r>
-          <w:rPr>
-            <w:lang w:val="zh_TW" w:bidi="zh_TW"/>
-          </w:rPr>
-          <w:rPr>
-            <w:color w:val="0000EE"/>
-            <w:u w:val="single"/>
-          </w:rPr>
-          <w:t>徒1:7</w:t>
-        </w:r>
-      </w:hyperlink>
-      <w:r>
-        <w:rPr>
-          <w:lang w:val="zh_TW" w:bidi="zh_TW"/>
-        </w:rPr>
-        <w:t>）。相反，我們應當坦然無懼生活，並隨時作好準備（</w:t>
-      </w:r>
-      <w:hyperlink r:id="rId82">
-        <w:r>
-          <w:rPr>
-            <w:lang w:val="zh_TW" w:bidi="zh_TW"/>
-          </w:rPr>
-          <w:rPr>
-            <w:color w:val="0000EE"/>
-            <w:u w:val="single"/>
-          </w:rPr>
-          <w:t>約一2:28</w:t>
-        </w:r>
-      </w:hyperlink>
-      <w:r>
-        <w:rPr>
-          <w:lang w:val="zh_TW" w:bidi="zh_TW"/>
-        </w:rPr>
-        <w:t>；</w:t>
-      </w:r>
-      <w:hyperlink r:id="rId83">
-        <w:r>
-          <w:rPr>
-            <w:lang w:val="zh_TW" w:bidi="zh_TW"/>
-          </w:rPr>
-          <w:rPr>
-            <w:color w:val="0000EE"/>
-            <w:u w:val="single"/>
-          </w:rPr>
-          <w:t>太24:36–25:30</w:t>
-        </w:r>
-      </w:hyperlink>
-      <w:r>
-        <w:rPr>
-          <w:lang w:val="zh_TW" w:bidi="zh_TW"/>
-        </w:rPr>
-        <w:t>；</w:t>
-      </w:r>
-      <w:hyperlink r:id="rId37">
-        <w:r>
-          <w:rPr>
-            <w:lang w:val="zh_TW" w:bidi="zh_TW"/>
-          </w:rPr>
-          <w:rPr>
-            <w:color w:val="0000EE"/>
-            <w:u w:val="single"/>
-          </w:rPr>
-          <w:t>帖前5:1–11</w:t>
-        </w:r>
-      </w:hyperlink>
-      <w:r>
-        <w:rPr>
-          <w:lang w:val="zh_TW" w:bidi="zh_TW"/>
-        </w:rPr>
-        <w:t>）。</w:t>
-      </w:r>
-    </w:p>
-    <w:p>
-      <w:pPr/>
-      <w:r>
-        <w:rPr>
-          <w:lang w:val="zh_TW" w:bidi="zh_TW"/>
-        </w:rPr>
-      </w:r>
-      <w:r>
-        <w:rPr>
-          <w:u w:val="single"/>
-          <w:lang w:val="zh_TW" w:bidi="zh_TW"/>
-        </w:rPr>
-        <w:t>進深研究的經文段落</w:t>
-      </w:r>
-    </w:p>
-    <w:p>
-      <w:pPr/>
-      <w:r>
-        <w:rPr>
-          <w:lang w:val="zh_TW" w:bidi="zh_TW"/>
-        </w:rPr>
-      </w:r>
-      <w:hyperlink r:id="rId76">
-        <w:r>
-          <w:rPr>
-            <w:lang w:val="zh_TW" w:bidi="zh_TW"/>
-          </w:rPr>
-          <w:rPr>
-            <w:color w:val="0000EE"/>
-            <w:u w:val="single"/>
-          </w:rPr>
-          <w:t>太5:8</w:t>
-        </w:r>
-      </w:hyperlink>
-      <w:r>
-        <w:rPr>
-          <w:lang w:val="zh_TW" w:bidi="zh_TW"/>
-        </w:rPr>
-        <w:t>，</w:t>
-      </w:r>
-      <w:hyperlink r:id="rId78">
-        <w:r>
-          <w:rPr>
-            <w:lang w:val="zh_TW" w:bidi="zh_TW"/>
-          </w:rPr>
-          <w:rPr>
-            <w:color w:val="0000EE"/>
-            <w:u w:val="single"/>
-          </w:rPr>
-          <w:t>6:10</w:t>
-        </w:r>
-      </w:hyperlink>
-      <w:r>
-        <w:rPr>
-          <w:lang w:val="zh_TW" w:bidi="zh_TW"/>
-        </w:rPr>
-        <w:t>，</w:t>
-      </w:r>
-      <w:hyperlink r:id="rId84">
-        <w:r>
-          <w:rPr>
-            <w:lang w:val="zh_TW" w:bidi="zh_TW"/>
-          </w:rPr>
-          <w:rPr>
-            <w:color w:val="0000EE"/>
-            <w:u w:val="single"/>
-          </w:rPr>
-          <w:t>13:41–42</w:t>
-        </w:r>
-      </w:hyperlink>
-      <w:r>
-        <w:rPr>
-          <w:lang w:val="zh_TW" w:bidi="zh_TW"/>
-        </w:rPr>
-        <w:t>，</w:t>
-      </w:r>
-      <w:hyperlink r:id="rId21">
-        <w:r>
-          <w:rPr>
-            <w:lang w:val="zh_TW" w:bidi="zh_TW"/>
-          </w:rPr>
-          <w:rPr>
-            <w:color w:val="0000EE"/>
-            <w:u w:val="single"/>
-          </w:rPr>
-          <w:t>23:39</w:t>
-        </w:r>
-      </w:hyperlink>
-      <w:r>
-        <w:rPr>
-          <w:lang w:val="zh_TW" w:bidi="zh_TW"/>
-        </w:rPr>
-        <w:t>，</w:t>
-      </w:r>
-      <w:hyperlink r:id="rId85">
-        <w:r>
-          <w:rPr>
-            <w:lang w:val="zh_TW" w:bidi="zh_TW"/>
-          </w:rPr>
-          <w:rPr>
-            <w:color w:val="0000EE"/>
-            <w:u w:val="single"/>
-          </w:rPr>
-          <w:t>24:3–25:46；</w:t>
-        </w:r>
-      </w:hyperlink>
-      <w:hyperlink r:id="rId25">
-        <w:r>
-          <w:rPr>
-            <w:lang w:val="zh_TW" w:bidi="zh_TW"/>
-          </w:rPr>
-          <w:rPr>
-            <w:color w:val="0000EE"/>
-            <w:u w:val="single"/>
-          </w:rPr>
-          <w:t>可8:38</w:t>
-        </w:r>
-      </w:hyperlink>
-      <w:r>
-        <w:rPr>
-          <w:lang w:val="zh_TW" w:bidi="zh_TW"/>
-        </w:rPr>
-        <w:t>，</w:t>
-      </w:r>
-      <w:hyperlink r:id="rId86">
-        <w:r>
-          <w:rPr>
-            <w:lang w:val="zh_TW" w:bidi="zh_TW"/>
-          </w:rPr>
-          <w:rPr>
-            <w:color w:val="0000EE"/>
-            <w:u w:val="single"/>
-          </w:rPr>
-          <w:t>13:1–37</w:t>
-        </w:r>
-      </w:hyperlink>
-      <w:r>
-        <w:rPr>
-          <w:lang w:val="zh_TW" w:bidi="zh_TW"/>
-        </w:rPr>
-        <w:t>，</w:t>
-      </w:r>
-      <w:hyperlink r:id="rId87">
-        <w:r>
-          <w:rPr>
-            <w:lang w:val="zh_TW" w:bidi="zh_TW"/>
-          </w:rPr>
-          <w:rPr>
-            <w:color w:val="0000EE"/>
-            <w:u w:val="single"/>
-          </w:rPr>
-          <w:t>14:25；</w:t>
-        </w:r>
-      </w:hyperlink>
-      <w:hyperlink r:id="rId47">
-        <w:r>
-          <w:rPr>
-            <w:lang w:val="zh_TW" w:bidi="zh_TW"/>
-          </w:rPr>
-          <w:rPr>
-            <w:color w:val="0000EE"/>
-            <w:u w:val="single"/>
-          </w:rPr>
-          <w:t>路6:24–26</w:t>
-        </w:r>
-      </w:hyperlink>
-      <w:r>
-        <w:rPr>
-          <w:lang w:val="zh_TW" w:bidi="zh_TW"/>
-        </w:rPr>
-        <w:t>，</w:t>
-      </w:r>
-      <w:hyperlink r:id="rId48">
-        <w:r>
-          <w:rPr>
-            <w:lang w:val="zh_TW" w:bidi="zh_TW"/>
-          </w:rPr>
-          <w:rPr>
-            <w:color w:val="0000EE"/>
-            <w:u w:val="single"/>
-          </w:rPr>
-          <w:t>16:19–31</w:t>
-        </w:r>
-      </w:hyperlink>
-      <w:r>
-        <w:rPr>
-          <w:lang w:val="zh_TW" w:bidi="zh_TW"/>
-        </w:rPr>
-        <w:t>，</w:t>
-      </w:r>
-      <w:hyperlink r:id="rId18">
-        <w:r>
-          <w:rPr>
-            <w:lang w:val="zh_TW" w:bidi="zh_TW"/>
-          </w:rPr>
-          <w:rPr>
-            <w:color w:val="0000EE"/>
-            <w:u w:val="single"/>
-          </w:rPr>
-          <w:t>19:41–44</w:t>
-        </w:r>
-      </w:hyperlink>
-      <w:r>
-        <w:rPr>
-          <w:lang w:val="zh_TW" w:bidi="zh_TW"/>
-        </w:rPr>
-        <w:t>，</w:t>
-      </w:r>
-      <w:hyperlink r:id="rId88">
-        <w:r>
-          <w:rPr>
-            <w:lang w:val="zh_TW" w:bidi="zh_TW"/>
-          </w:rPr>
-          <w:rPr>
-            <w:color w:val="0000EE"/>
-            <w:u w:val="single"/>
-          </w:rPr>
-          <w:t>21:5–36；</w:t>
-        </w:r>
-      </w:hyperlink>
-      <w:hyperlink r:id="rId29">
-        <w:r>
-          <w:rPr>
-            <w:lang w:val="zh_TW" w:bidi="zh_TW"/>
-          </w:rPr>
-          <w:rPr>
-            <w:color w:val="0000EE"/>
-            <w:u w:val="single"/>
-          </w:rPr>
-          <w:t>約14:1–3；</w:t>
-        </w:r>
-      </w:hyperlink>
-      <w:hyperlink r:id="rId89">
-        <w:r>
-          <w:rPr>
-            <w:lang w:val="zh_TW" w:bidi="zh_TW"/>
-          </w:rPr>
-          <w:rPr>
-            <w:color w:val="0000EE"/>
-            <w:u w:val="single"/>
-          </w:rPr>
-          <w:t>徒1:6–7</w:t>
-        </w:r>
-      </w:hyperlink>
-      <w:r>
-        <w:rPr>
-          <w:lang w:val="zh_TW" w:bidi="zh_TW"/>
-        </w:rPr>
-        <w:t>，</w:t>
-      </w:r>
-      <w:hyperlink r:id="rId49">
-        <w:r>
-          <w:rPr>
-            <w:lang w:val="zh_TW" w:bidi="zh_TW"/>
-          </w:rPr>
-          <w:rPr>
-            <w:color w:val="0000EE"/>
-            <w:u w:val="single"/>
-          </w:rPr>
-          <w:t>10:42；</w:t>
-        </w:r>
-      </w:hyperlink>
-      <w:hyperlink r:id="rId90">
-        <w:r>
-          <w:rPr>
-            <w:lang w:val="zh_TW" w:bidi="zh_TW"/>
-          </w:rPr>
-          <w:rPr>
-            <w:color w:val="0000EE"/>
-            <w:u w:val="single"/>
-          </w:rPr>
-          <w:t>羅8:20–23</w:t>
-        </w:r>
-      </w:hyperlink>
-      <w:r>
-        <w:rPr>
-          <w:lang w:val="zh_TW" w:bidi="zh_TW"/>
-        </w:rPr>
-        <w:t>，</w:t>
-      </w:r>
-      <w:hyperlink r:id="rId43">
-        <w:r>
-          <w:rPr>
-            <w:lang w:val="zh_TW" w:bidi="zh_TW"/>
-          </w:rPr>
-          <w:rPr>
-            <w:color w:val="0000EE"/>
-            <w:u w:val="single"/>
-          </w:rPr>
-          <w:t>16:20；</w:t>
-        </w:r>
-      </w:hyperlink>
-      <w:hyperlink r:id="rId30">
-        <w:r>
-          <w:rPr>
-            <w:lang w:val="zh_TW" w:bidi="zh_TW"/>
-          </w:rPr>
-          <w:rPr>
-            <w:color w:val="0000EE"/>
-            <w:u w:val="single"/>
-          </w:rPr>
-          <w:t>林前1:7–8</w:t>
-        </w:r>
-      </w:hyperlink>
-      <w:r>
-        <w:rPr>
-          <w:lang w:val="zh_TW" w:bidi="zh_TW"/>
-        </w:rPr>
-        <w:t>，</w:t>
-      </w:r>
-      <w:hyperlink r:id="rId91">
-        <w:r>
-          <w:rPr>
-            <w:lang w:val="zh_TW" w:bidi="zh_TW"/>
-          </w:rPr>
-          <w:rPr>
-            <w:color w:val="0000EE"/>
-            <w:u w:val="single"/>
-          </w:rPr>
-          <w:t>15:35–58；</w:t>
-        </w:r>
-      </w:hyperlink>
-      <w:hyperlink r:id="rId33">
-        <w:r>
-          <w:rPr>
-            <w:lang w:val="zh_TW" w:bidi="zh_TW"/>
-          </w:rPr>
-          <w:rPr>
-            <w:color w:val="0000EE"/>
-            <w:u w:val="single"/>
-          </w:rPr>
-          <w:t>林後1:14；</w:t>
-        </w:r>
-      </w:hyperlink>
-      <w:hyperlink r:id="rId34">
-        <w:r>
-          <w:rPr>
-            <w:lang w:val="zh_TW" w:bidi="zh_TW"/>
-          </w:rPr>
-          <w:rPr>
-            <w:color w:val="0000EE"/>
-            <w:u w:val="single"/>
-          </w:rPr>
-          <w:t>腓1:6</w:t>
-        </w:r>
-      </w:hyperlink>
-      <w:r>
-        <w:rPr>
-          <w:lang w:val="zh_TW" w:bidi="zh_TW"/>
-        </w:rPr>
-        <w:t>、</w:t>
-      </w:r>
-      <w:hyperlink r:id="rId35">
-        <w:r>
-          <w:rPr>
-            <w:lang w:val="zh_TW" w:bidi="zh_TW"/>
-          </w:rPr>
-          <w:rPr>
-            <w:color w:val="0000EE"/>
-            <w:u w:val="single"/>
-          </w:rPr>
-          <w:t>10</w:t>
-        </w:r>
-      </w:hyperlink>
-      <w:r>
-        <w:rPr>
-          <w:lang w:val="zh_TW" w:bidi="zh_TW"/>
-        </w:rPr>
-        <w:t>，</w:t>
-      </w:r>
-      <w:hyperlink r:id="rId36">
-        <w:r>
-          <w:rPr>
-            <w:lang w:val="zh_TW" w:bidi="zh_TW"/>
-          </w:rPr>
-          <w:rPr>
-            <w:color w:val="0000EE"/>
-            <w:u w:val="single"/>
-          </w:rPr>
-          <w:t>2:16</w:t>
-        </w:r>
-      </w:hyperlink>
-      <w:r>
-        <w:rPr>
-          <w:lang w:val="zh_TW" w:bidi="zh_TW"/>
-        </w:rPr>
-        <w:t>，</w:t>
-      </w:r>
-      <w:hyperlink r:id="rId70">
-        <w:r>
-          <w:rPr>
-            <w:lang w:val="zh_TW" w:bidi="zh_TW"/>
-          </w:rPr>
-          <w:rPr>
-            <w:color w:val="0000EE"/>
-            <w:u w:val="single"/>
-          </w:rPr>
-          <w:t>3:21；</w:t>
-        </w:r>
-      </w:hyperlink>
-      <w:hyperlink r:id="rId58">
-        <w:r>
-          <w:rPr>
-            <w:lang w:val="zh_TW" w:bidi="zh_TW"/>
-          </w:rPr>
-          <w:rPr>
-            <w:color w:val="0000EE"/>
-            <w:u w:val="single"/>
-          </w:rPr>
-          <w:t>帖前4:13–18；</w:t>
-        </w:r>
-      </w:hyperlink>
-      <w:hyperlink r:id="rId92">
-        <w:r>
-          <w:rPr>
-            <w:lang w:val="zh_TW" w:bidi="zh_TW"/>
-          </w:rPr>
-          <w:rPr>
-            <w:color w:val="0000EE"/>
-            <w:u w:val="single"/>
-          </w:rPr>
-          <w:t>帖後2:2–14；</w:t>
-        </w:r>
-      </w:hyperlink>
-      <w:hyperlink r:id="rId93">
-        <w:r>
-          <w:rPr>
-            <w:lang w:val="zh_TW" w:bidi="zh_TW"/>
-          </w:rPr>
-          <w:rPr>
-            <w:color w:val="0000EE"/>
-            <w:u w:val="single"/>
-          </w:rPr>
-          <w:t>提後4:1–8；</w:t>
-        </w:r>
-      </w:hyperlink>
-      <w:hyperlink r:id="rId94">
-        <w:r>
-          <w:rPr>
-            <w:lang w:val="zh_TW" w:bidi="zh_TW"/>
-          </w:rPr>
-          <w:rPr>
-            <w:color w:val="0000EE"/>
-            <w:u w:val="single"/>
-          </w:rPr>
-          <w:t>多2:11–13；</w:t>
-        </w:r>
-      </w:hyperlink>
-      <w:hyperlink r:id="rId95">
-        <w:r>
-          <w:rPr>
-            <w:lang w:val="zh_TW" w:bidi="zh_TW"/>
-          </w:rPr>
-          <w:rPr>
-            <w:color w:val="0000EE"/>
-            <w:u w:val="single"/>
-          </w:rPr>
-          <w:t>來9:28</w:t>
-        </w:r>
-      </w:hyperlink>
-      <w:r>
-        <w:rPr>
-          <w:lang w:val="zh_TW" w:bidi="zh_TW"/>
-        </w:rPr>
-        <w:t>，</w:t>
-      </w:r>
-      <w:hyperlink r:id="rId52">
-        <w:r>
-          <w:rPr>
-            <w:lang w:val="zh_TW" w:bidi="zh_TW"/>
-          </w:rPr>
-          <w:rPr>
-            <w:color w:val="0000EE"/>
-            <w:u w:val="single"/>
-          </w:rPr>
-          <w:t>10:25</w:t>
-        </w:r>
-      </w:hyperlink>
-      <w:r>
-        <w:rPr>
-          <w:lang w:val="zh_TW" w:bidi="zh_TW"/>
-        </w:rPr>
-        <w:t>、</w:t>
-      </w:r>
-      <w:hyperlink r:id="rId96">
-        <w:r>
-          <w:rPr>
-            <w:lang w:val="zh_TW" w:bidi="zh_TW"/>
-          </w:rPr>
-          <w:rPr>
-            <w:color w:val="0000EE"/>
-            <w:u w:val="single"/>
-          </w:rPr>
-          <w:t>37；</w:t>
-        </w:r>
-      </w:hyperlink>
-      <w:hyperlink r:id="rId65">
-        <w:r>
-          <w:rPr>
-            <w:lang w:val="zh_TW" w:bidi="zh_TW"/>
-          </w:rPr>
-          <w:rPr>
-            <w:color w:val="0000EE"/>
-            <w:u w:val="single"/>
-          </w:rPr>
-          <w:t>彼前1:7</w:t>
-        </w:r>
-      </w:hyperlink>
-      <w:r>
-        <w:rPr>
-          <w:lang w:val="zh_TW" w:bidi="zh_TW"/>
-        </w:rPr>
-        <w:t>、</w:t>
-      </w:r>
-      <w:hyperlink r:id="rId62">
-        <w:r>
-          <w:rPr>
-            <w:lang w:val="zh_TW" w:bidi="zh_TW"/>
-          </w:rPr>
-          <w:rPr>
-            <w:color w:val="0000EE"/>
-            <w:u w:val="single"/>
-          </w:rPr>
-          <w:t>13</w:t>
-        </w:r>
-      </w:hyperlink>
-      <w:r>
-        <w:rPr>
-          <w:lang w:val="zh_TW" w:bidi="zh_TW"/>
-        </w:rPr>
-        <w:t>，</w:t>
-      </w:r>
-      <w:hyperlink r:id="rId97">
-        <w:r>
-          <w:rPr>
-            <w:lang w:val="zh_TW" w:bidi="zh_TW"/>
-          </w:rPr>
-          <w:rPr>
-            <w:color w:val="0000EE"/>
-            <w:u w:val="single"/>
-          </w:rPr>
-          <w:t>5:1–4；</w:t>
-        </w:r>
-      </w:hyperlink>
-      <w:hyperlink r:id="rId98">
-        <w:r>
-          <w:rPr>
-            <w:lang w:val="zh_TW" w:bidi="zh_TW"/>
-          </w:rPr>
-          <w:rPr>
-            <w:color w:val="0000EE"/>
-            <w:u w:val="single"/>
-          </w:rPr>
-          <w:t>彼後3:7–13；</w:t>
-        </w:r>
-      </w:hyperlink>
-      <w:hyperlink r:id="rId82">
-        <w:r>
-          <w:rPr>
-            <w:lang w:val="zh_TW" w:bidi="zh_TW"/>
-          </w:rPr>
-          <w:rPr>
-            <w:color w:val="0000EE"/>
-            <w:u w:val="single"/>
-          </w:rPr>
-          <w:t>約一2:28；</w:t>
-        </w:r>
-      </w:hyperlink>
-      <w:hyperlink r:id="rId55">
-        <w:r>
-          <w:rPr>
-            <w:lang w:val="zh_TW" w:bidi="zh_TW"/>
-          </w:rPr>
-          <w:rPr>
-            <w:color w:val="0000EE"/>
-            <w:u w:val="single"/>
-          </w:rPr>
-          <w:t>啟1:7</w:t>
-        </w:r>
-      </w:hyperlink>
-      <w:r>
-        <w:rPr>
-          <w:lang w:val="zh_TW" w:bidi="zh_TW"/>
-        </w:rPr>
-        <w:t>，</w:t>
-      </w:r>
-      <w:hyperlink r:id="rId99">
-        <w:r>
-          <w:rPr>
-            <w:lang w:val="zh_TW" w:bidi="zh_TW"/>
-          </w:rPr>
-          <w:rPr>
-            <w:color w:val="0000EE"/>
-            <w:u w:val="single"/>
-          </w:rPr>
-          <w:t>6:15–17</w:t>
-        </w:r>
-      </w:hyperlink>
-      <w:r>
-        <w:rPr>
-          <w:lang w:val="zh_TW" w:bidi="zh_TW"/>
-        </w:rPr>
-        <w:t>，</w:t>
-      </w:r>
-      <w:hyperlink r:id="rId100">
-        <w:r>
-          <w:rPr>
-            <w:lang w:val="zh_TW" w:bidi="zh_TW"/>
-          </w:rPr>
-          <w:rPr>
-            <w:color w:val="0000EE"/>
-            <w:u w:val="single"/>
-          </w:rPr>
-          <w:t>21:1–22:7</w:t>
-        </w:r>
-      </w:hyperlink>
-      <w:r>
-        <w:rPr>
-          <w:lang w:val="zh_TW" w:bidi="zh_TW"/>
-        </w:rPr>
-        <w:t>，</w:t>
-      </w:r>
-      <w:hyperlink r:id="rId101">
-        <w:r>
-          <w:rPr>
-            <w:lang w:val="zh_TW" w:bidi="zh_TW"/>
-          </w:rPr>
-          <w:rPr>
-            <w:color w:val="0000EE"/>
-            <w:u w:val="single"/>
-          </w:rPr>
-          <w:t>22:12</w:t>
-        </w:r>
-      </w:hyperlink>
-      <w:r>
-        <w:rPr>
-          <w:lang w:val="zh_TW" w:bidi="zh_TW"/>
-        </w:rPr>
-        <w:t>、</w:t>
-      </w:r>
-      <w:hyperlink r:id="rId79">
-        <w:r>
-          <w:rPr>
-            <w:lang w:val="zh_TW" w:bidi="zh_TW"/>
-          </w:rPr>
-          <w:rPr>
-            <w:color w:val="0000EE"/>
-            <w:u w:val="single"/>
-          </w:rPr>
-          <w:t>20</w:t>
-        </w:r>
-      </w:hyperlink>
-      <w:r>
-        <w:rPr>
-          <w:lang w:val="zh_TW" w:bidi="zh_TW"/>
-        </w:rPr>
-      </w:r>
-      <w:r>
-        <w:rPr>
-          <w:lang w:val="zh_TW" w:bidi="zh_TW"/>
-        </w:rPr>
-      </w:r>
-    </w:p>
-    <w:p>
-      <w:pPr/>
-      <w:r>
-        <w:rPr>
-          <w:lang w:val="zh_TW" w:bidi="zh_TW"/>
-        </w:rPr>
-      </w:r>
-    </w:p>
-    <w:p>
-      <w:pPr>
-        <w:pStyle w:val="Heading2"/>
-      </w:pPr>
-      <w:r>
-        <w:rPr>
-          <w:lang w:val="zh_TW" w:bidi="zh_TW"/>
-        </w:rPr>
-        <w:t>來自他人的勸告</w:t>
-      </w:r>
-      <w:r>
-        <w:rPr>
-          <w:lang w:val="zh_TW" w:bidi="zh_TW"/>
-        </w:rPr>
-      </w:r>
-    </w:p>
-    <w:p>
-      <w:pPr/>
-      <w:r>
-        <w:rPr>
-          <w:lang w:val="zh_TW" w:bidi="zh_TW"/>
-        </w:rPr>
-      </w:r>
-      <w:r>
-        <w:rPr>
-          <w:lang w:val="zh_TW" w:bidi="zh_TW"/>
-        </w:rPr>
-        <w:t>箴言教導我們，多有謀士是有益的，因為他們提供安全保障（</w:t>
-      </w:r>
-      <w:hyperlink r:id="rId102">
-        <w:r>
-          <w:rPr>
-            <w:lang w:val="zh_TW" w:bidi="zh_TW"/>
-          </w:rPr>
-          <w:rPr>
-            <w:color w:val="0000EE"/>
-            <w:u w:val="single"/>
-          </w:rPr>
-          <w:t>箴11:14，</w:t>
-        </w:r>
-      </w:hyperlink>
-      <w:hyperlink r:id="rId103">
-        <w:r>
-          <w:rPr>
-            <w:lang w:val="zh_TW" w:bidi="zh_TW"/>
-          </w:rPr>
-          <w:rPr>
-            <w:color w:val="0000EE"/>
-            <w:u w:val="single"/>
-          </w:rPr>
-          <w:t>24:6</w:t>
-        </w:r>
-      </w:hyperlink>
-      <w:r>
-        <w:rPr>
-          <w:lang w:val="zh_TW" w:bidi="zh_TW"/>
-        </w:rPr>
-        <w:t>），有助於我們成功的機會（</w:t>
-      </w:r>
-      <w:hyperlink r:id="rId104">
-        <w:r>
-          <w:rPr>
-            <w:lang w:val="zh_TW" w:bidi="zh_TW"/>
-          </w:rPr>
-          <w:rPr>
-            <w:color w:val="0000EE"/>
-            <w:u w:val="single"/>
-          </w:rPr>
-          <w:t>箴15:22</w:t>
-        </w:r>
-      </w:hyperlink>
-      <w:r>
-        <w:rPr>
-          <w:lang w:val="zh_TW" w:bidi="zh_TW"/>
-        </w:rPr>
-        <w:t>）。但約伯記提醒我們，即使謀士對神的信念看似正確，也可能會誤導我們（</w:t>
-      </w:r>
-      <w:hyperlink r:id="rId105">
-        <w:r>
-          <w:rPr>
-            <w:lang w:val="zh_TW" w:bidi="zh_TW"/>
-          </w:rPr>
-          <w:rPr>
-            <w:color w:val="0000EE"/>
-            <w:u w:val="single"/>
-          </w:rPr>
-          <w:t>伯12:17，</w:t>
-        </w:r>
-      </w:hyperlink>
-      <w:hyperlink r:id="rId106">
-        <w:r>
-          <w:rPr>
-            <w:lang w:val="zh_TW" w:bidi="zh_TW"/>
-          </w:rPr>
-          <w:rPr>
-            <w:color w:val="0000EE"/>
-            <w:u w:val="single"/>
-          </w:rPr>
-          <w:t>26:3</w:t>
-        </w:r>
-      </w:hyperlink>
-      <w:r>
-        <w:rPr>
-          <w:lang w:val="zh_TW" w:bidi="zh_TW"/>
-        </w:rPr>
-        <w:t>）。</w:t>
-      </w:r>
-    </w:p>
-    <w:p>
-      <w:pPr/>
-      <w:r>
-        <w:rPr>
-          <w:lang w:val="zh_TW" w:bidi="zh_TW"/>
-        </w:rPr>
-      </w:r>
-      <w:r>
-        <w:rPr>
-          <w:lang w:val="zh_TW" w:bidi="zh_TW"/>
-        </w:rPr>
-        <w:t>起初，約伯的朋友與他一同哀傷，靜默坐著七天七夜（</w:t>
-      </w:r>
-      <w:hyperlink r:id="rId107">
-        <w:r>
-          <w:rPr>
-            <w:lang w:val="zh_TW" w:bidi="zh_TW"/>
-          </w:rPr>
-          <w:rPr>
-            <w:color w:val="0000EE"/>
-            <w:u w:val="single"/>
-          </w:rPr>
-          <w:t>伯2:11–13</w:t>
-        </w:r>
-      </w:hyperlink>
-      <w:r>
-        <w:rPr>
-          <w:lang w:val="zh_TW" w:bidi="zh_TW"/>
-        </w:rPr>
-        <w:t>），但當他們開始說話之後，安慰卻轉成傷害。約伯的朋友經常提到聖經中關於播種與收割的觀念，這確實是約中很重要的原則（</w:t>
-      </w:r>
-      <w:hyperlink r:id="rId108">
-        <w:r>
-          <w:rPr>
-            <w:lang w:val="zh_TW" w:bidi="zh_TW"/>
-          </w:rPr>
-          <w:rPr>
-            <w:color w:val="0000EE"/>
-            <w:u w:val="single"/>
-          </w:rPr>
-          <w:t>利26章</w:t>
-        </w:r>
-      </w:hyperlink>
-      <w:r>
-        <w:rPr>
-          <w:lang w:val="zh_TW" w:bidi="zh_TW"/>
-        </w:rPr>
-        <w:t>；</w:t>
-      </w:r>
-      <w:hyperlink r:id="rId109">
-        <w:r>
-          <w:rPr>
-            <w:lang w:val="zh_TW" w:bidi="zh_TW"/>
-          </w:rPr>
-          <w:rPr>
-            <w:color w:val="0000EE"/>
-            <w:u w:val="single"/>
-          </w:rPr>
-          <w:t>申28章</w:t>
-        </w:r>
-      </w:hyperlink>
-      <w:r>
-        <w:rPr>
-          <w:lang w:val="zh_TW" w:bidi="zh_TW"/>
-        </w:rPr>
-        <w:t>；</w:t>
-      </w:r>
-      <w:hyperlink r:id="rId110">
-        <w:r>
-          <w:rPr>
-            <w:lang w:val="zh_TW" w:bidi="zh_TW"/>
-          </w:rPr>
-          <w:rPr>
-            <w:color w:val="0000EE"/>
-            <w:u w:val="single"/>
-          </w:rPr>
-          <w:t>箴言1:31，</w:t>
-        </w:r>
-      </w:hyperlink>
-      <w:hyperlink r:id="rId111">
-        <w:r>
-          <w:rPr>
-            <w:lang w:val="zh_TW" w:bidi="zh_TW"/>
-          </w:rPr>
-          <w:rPr>
-            <w:color w:val="0000EE"/>
-            <w:u w:val="single"/>
-          </w:rPr>
-          <w:t>22:8</w:t>
-        </w:r>
-      </w:hyperlink>
-      <w:r>
-        <w:rPr>
-          <w:lang w:val="zh_TW" w:bidi="zh_TW"/>
-        </w:rPr>
-        <w:t>；</w:t>
-      </w:r>
-      <w:hyperlink r:id="rId112">
-        <w:r>
-          <w:rPr>
-            <w:lang w:val="zh_TW" w:bidi="zh_TW"/>
-          </w:rPr>
-          <w:rPr>
-            <w:color w:val="0000EE"/>
-            <w:u w:val="single"/>
-          </w:rPr>
-          <w:t>何8:7</w:t>
-        </w:r>
-      </w:hyperlink>
-      <w:r>
-        <w:rPr>
-          <w:lang w:val="zh_TW" w:bidi="zh_TW"/>
-        </w:rPr>
-        <w:t>；另見</w:t>
-      </w:r>
-      <w:hyperlink r:id="rId113">
-        <w:r>
-          <w:rPr>
-            <w:lang w:val="zh_TW" w:bidi="zh_TW"/>
-          </w:rPr>
-          <w:rPr>
-            <w:color w:val="0000EE"/>
-            <w:u w:val="single"/>
-          </w:rPr>
-          <w:t>加6:7–8</w:t>
-        </w:r>
-      </w:hyperlink>
-      <w:r>
-        <w:rPr>
-          <w:lang w:val="zh_TW" w:bidi="zh_TW"/>
-        </w:rPr>
-        <w:t>）。因此，我們不能完全否定他們的話，因為很多內容的確反映出神的屬性和祂對人的作為。</w:t>
-      </w:r>
-    </w:p>
-    <w:p>
-      <w:pPr/>
-      <w:r>
-        <w:rPr>
-          <w:lang w:val="zh_TW" w:bidi="zh_TW"/>
-        </w:rPr>
-      </w:r>
-      <w:r>
-        <w:rPr>
-          <w:lang w:val="zh_TW" w:bidi="zh_TW"/>
-        </w:rPr>
-        <w:t>但問題在於他們錯誤地應用這個概念（見</w:t>
-      </w:r>
-      <w:hyperlink r:id="rId114">
-        <w:r>
-          <w:rPr>
-            <w:lang w:val="zh_TW" w:bidi="zh_TW"/>
-          </w:rPr>
-          <w:rPr>
-            <w:color w:val="0000EE"/>
-            <w:u w:val="single"/>
-          </w:rPr>
-          <w:t>伯4:8</w:t>
-        </w:r>
-      </w:hyperlink>
-      <w:r>
-        <w:rPr>
-          <w:lang w:val="zh_TW" w:bidi="zh_TW"/>
-        </w:rPr>
-        <w:t>）。他們並沒有細察約伯的生活，找出他在哪裡犯了罪，然後警告他將面臨神的審判。相反地，他們忽略了約伯一貫忠信的生活，只注意到他所遭受的苦難，於是就推斷他之所以受苦，必定是因為犯罪。最終，神稱約伯的朋友為說謊的人。這提醒我們，必須正確應用神的真理，才能討神喜悅，並真正幫助他人（</w:t>
-      </w:r>
-      <w:hyperlink r:id="rId115">
-        <w:r>
-          <w:rPr>
-            <w:lang w:val="zh_TW" w:bidi="zh_TW"/>
-          </w:rPr>
-          <w:rPr>
-            <w:color w:val="0000EE"/>
-            <w:u w:val="single"/>
-          </w:rPr>
-          <w:t>箴15:2–4、</w:t>
-        </w:r>
-      </w:hyperlink>
-      <w:hyperlink r:id="rId116">
-        <w:r>
-          <w:rPr>
-            <w:lang w:val="zh_TW" w:bidi="zh_TW"/>
-          </w:rPr>
-          <w:rPr>
-            <w:color w:val="0000EE"/>
-            <w:u w:val="single"/>
-          </w:rPr>
-          <w:t>23，</w:t>
-        </w:r>
-      </w:hyperlink>
-      <w:hyperlink r:id="rId117">
-        <w:r>
-          <w:rPr>
-            <w:lang w:val="zh_TW" w:bidi="zh_TW"/>
-          </w:rPr>
-          <w:rPr>
-            <w:color w:val="0000EE"/>
-            <w:u w:val="single"/>
-          </w:rPr>
-          <w:t>25:11</w:t>
-        </w:r>
-      </w:hyperlink>
-      <w:r>
-        <w:rPr>
-          <w:lang w:val="zh_TW" w:bidi="zh_TW"/>
-        </w:rPr>
-        <w:t>；</w:t>
-      </w:r>
-      <w:hyperlink r:id="rId118">
-        <w:r>
-          <w:rPr>
-            <w:lang w:val="zh_TW" w:bidi="zh_TW"/>
-          </w:rPr>
-          <w:rPr>
-            <w:color w:val="0000EE"/>
-            <w:u w:val="single"/>
-          </w:rPr>
-          <w:t>賽50:4</w:t>
-        </w:r>
-      </w:hyperlink>
-      <w:r>
-        <w:rPr>
-          <w:lang w:val="zh_TW" w:bidi="zh_TW"/>
-        </w:rPr>
-        <w:t>；</w:t>
-      </w:r>
-      <w:hyperlink r:id="rId119">
-        <w:r>
-          <w:rPr>
-            <w:lang w:val="zh_TW" w:bidi="zh_TW"/>
-          </w:rPr>
-          <w:rPr>
-            <w:color w:val="0000EE"/>
-            <w:u w:val="single"/>
-          </w:rPr>
-          <w:t>弗4:29</w:t>
-        </w:r>
-      </w:hyperlink>
-      <w:r>
-        <w:rPr>
-          <w:lang w:val="zh_TW" w:bidi="zh_TW"/>
-        </w:rPr>
-        <w:t>）。</w:t>
-      </w:r>
-    </w:p>
-    <w:p>
-      <w:pPr/>
-      <w:r>
-        <w:rPr>
-          <w:lang w:val="zh_TW" w:bidi="zh_TW"/>
-        </w:rPr>
-      </w:r>
-      <w:r>
-        <w:rPr>
-          <w:lang w:val="zh_TW" w:bidi="zh_TW"/>
-        </w:rPr>
-        <w:t>聽取來自不同來源的建議是有益的，但我們應當將這些建議與我們在神面前所認為正確的事加以衡量與分辨（例如，</w:t>
-      </w:r>
-      <w:hyperlink r:id="rId120">
-        <w:r>
-          <w:rPr>
-            <w:lang w:val="zh_TW" w:bidi="zh_TW"/>
-          </w:rPr>
-          <w:rPr>
-            <w:color w:val="0000EE"/>
-            <w:u w:val="single"/>
-          </w:rPr>
-          <w:t>徒20:22；</w:t>
-        </w:r>
-      </w:hyperlink>
-      <w:hyperlink r:id="rId121">
-        <w:r>
-          <w:rPr>
-            <w:lang w:val="zh_TW" w:bidi="zh_TW"/>
-          </w:rPr>
-          <w:rPr>
-            <w:color w:val="0000EE"/>
-            <w:u w:val="single"/>
-          </w:rPr>
-          <w:t>21:4</w:t>
-        </w:r>
-      </w:hyperlink>
-      <w:hyperlink r:id="rId120">
-        <w:r>
-          <w:rPr>
-            <w:lang w:val="zh_TW" w:bidi="zh_TW"/>
-          </w:rPr>
-          <w:rPr>
-            <w:color w:val="0000EE"/>
-            <w:u w:val="single"/>
-          </w:rPr>
-          <w:t>、</w:t>
-        </w:r>
-      </w:hyperlink>
-      <w:hyperlink r:id="rId122">
-        <w:r>
-          <w:rPr>
-            <w:lang w:val="zh_TW" w:bidi="zh_TW"/>
-          </w:rPr>
-          <w:rPr>
-            <w:color w:val="0000EE"/>
-            <w:u w:val="single"/>
-          </w:rPr>
-          <w:t>11</w:t>
-        </w:r>
-      </w:hyperlink>
-      <w:hyperlink r:id="rId120">
-        <w:r>
-          <w:rPr>
-            <w:lang w:val="zh_TW" w:bidi="zh_TW"/>
-          </w:rPr>
-          <w:rPr>
-            <w:color w:val="0000EE"/>
-            <w:u w:val="single"/>
-          </w:rPr>
-          <w:t>、</w:t>
-        </w:r>
-      </w:hyperlink>
-      <w:hyperlink r:id="rId123">
-        <w:r>
-          <w:rPr>
-            <w:lang w:val="zh_TW" w:bidi="zh_TW"/>
-          </w:rPr>
-          <w:rPr>
-            <w:color w:val="0000EE"/>
-            <w:u w:val="single"/>
-          </w:rPr>
-          <w:t>13</w:t>
-        </w:r>
-      </w:hyperlink>
-      <w:r>
-        <w:rPr>
-          <w:lang w:val="zh_TW" w:bidi="zh_TW"/>
-        </w:rPr>
-        <w:t>）</w:t>
-      </w:r>
-      <w:hyperlink r:id="rId120">
-        <w:r>
-          <w:rPr>
-            <w:lang w:val="zh_TW" w:bidi="zh_TW"/>
-          </w:rPr>
-          <w:rPr>
-            <w:color w:val="0000EE"/>
-            <w:u w:val="single"/>
-          </w:rPr>
-          <w:t>。</w:t>
-        </w:r>
-      </w:hyperlink>
-      <w:r>
-        <w:rPr>
-          <w:lang w:val="zh_TW" w:bidi="zh_TW"/>
-        </w:rPr>
-        <w:t>神可能會使用人的勸告來幫助我們明白祂的旨意，但祂也親自藉著聖靈來引導我們（</w:t>
-      </w:r>
-      <w:hyperlink r:id="rId124">
-        <w:r>
-          <w:rPr>
-            <w:lang w:val="zh_TW" w:bidi="zh_TW"/>
-          </w:rPr>
-          <w:rPr>
-            <w:color w:val="0000EE"/>
-            <w:u w:val="single"/>
-          </w:rPr>
-          <w:t>約16:13–15</w:t>
-        </w:r>
-      </w:hyperlink>
-      <w:r>
-        <w:rPr>
-          <w:lang w:val="zh_TW" w:bidi="zh_TW"/>
-        </w:rPr>
-        <w:t>）。</w:t>
-      </w:r>
-    </w:p>
-    <w:p>
-      <w:pPr/>
-      <w:r>
-        <w:rPr>
-          <w:lang w:val="zh_TW" w:bidi="zh_TW"/>
-        </w:rPr>
-      </w:r>
-      <w:r>
-        <w:rPr>
-          <w:lang w:val="zh_TW" w:bidi="zh_TW"/>
-        </w:rPr>
-        <w:t>耶穌基督是我們的「奇妙策士」（</w:t>
-      </w:r>
-      <w:hyperlink r:id="rId125">
-        <w:r>
-          <w:rPr>
-            <w:lang w:val="zh_TW" w:bidi="zh_TW"/>
-          </w:rPr>
-          <w:rPr>
-            <w:color w:val="0000EE"/>
-            <w:u w:val="single"/>
-          </w:rPr>
-          <w:t>賽9:6</w:t>
-        </w:r>
-      </w:hyperlink>
-      <w:r>
-        <w:rPr>
-          <w:lang w:val="zh_TW" w:bidi="zh_TW"/>
-        </w:rPr>
-        <w:t>；見</w:t>
-      </w:r>
-      <w:hyperlink r:id="rId126">
-        <w:r>
-          <w:rPr>
-            <w:lang w:val="zh_TW" w:bidi="zh_TW"/>
-          </w:rPr>
-          <w:rPr>
-            <w:color w:val="0000EE"/>
-            <w:u w:val="single"/>
-          </w:rPr>
-          <w:t>賽28:29</w:t>
-        </w:r>
-      </w:hyperlink>
-      <w:r>
-        <w:rPr>
-          <w:lang w:val="zh_TW" w:bidi="zh_TW"/>
-        </w:rPr>
-        <w:t>），祂裡面藏著「一切智慧知識」（</w:t>
-      </w:r>
-      <w:hyperlink r:id="rId127">
-        <w:r>
-          <w:rPr>
-            <w:lang w:val="zh_TW" w:bidi="zh_TW"/>
-          </w:rPr>
-          <w:rPr>
-            <w:color w:val="0000EE"/>
-            <w:u w:val="single"/>
-          </w:rPr>
-          <w:t>西2:3</w:t>
-        </w:r>
-      </w:hyperlink>
-      <w:r>
-        <w:rPr>
-          <w:lang w:val="zh_TW" w:bidi="zh_TW"/>
-        </w:rPr>
-        <w:t>）。當我們在支持那些憂傷之人時，應當謹慎、深思熟慮地應用聖經的教導。許多時候，我們安靜的陪伴，才是對方最需要和最有用的幫助。</w:t>
-      </w:r>
-    </w:p>
-    <w:p>
-      <w:pPr/>
-      <w:r>
-        <w:rPr>
-          <w:lang w:val="zh_TW" w:bidi="zh_TW"/>
-        </w:rPr>
-      </w:r>
-      <w:r>
-        <w:rPr>
-          <w:u w:val="single"/>
-          <w:lang w:val="zh_TW" w:bidi="zh_TW"/>
-        </w:rPr>
-        <w:t>進深研究的經文段落</w:t>
-      </w:r>
-    </w:p>
-    <w:p>
-      <w:pPr/>
-      <w:r>
-        <w:rPr>
-          <w:lang w:val="zh_TW" w:bidi="zh_TW"/>
-        </w:rPr>
-      </w:r>
-      <w:hyperlink r:id="rId128">
-        <w:r>
-          <w:rPr>
-            <w:lang w:val="zh_TW" w:bidi="zh_TW"/>
-          </w:rPr>
-          <w:rPr>
-            <w:color w:val="0000EE"/>
-            <w:u w:val="single"/>
-          </w:rPr>
-          <w:t>撒下17:1–23</w:t>
-        </w:r>
-      </w:hyperlink>
-      <w:r>
-        <w:rPr>
-          <w:lang w:val="zh_TW" w:bidi="zh_TW"/>
-        </w:rPr>
-        <w:t>；</w:t>
-      </w:r>
-      <w:hyperlink r:id="rId129">
-        <w:r>
-          <w:rPr>
-            <w:lang w:val="zh_TW" w:bidi="zh_TW"/>
-          </w:rPr>
-          <w:rPr>
-            <w:color w:val="0000EE"/>
-            <w:u w:val="single"/>
-          </w:rPr>
-          <w:t>王上12:3–17，</w:t>
-        </w:r>
-      </w:hyperlink>
-      <w:hyperlink r:id="rId130">
-        <w:r>
-          <w:rPr>
-            <w:lang w:val="zh_TW" w:bidi="zh_TW"/>
-          </w:rPr>
-          <w:rPr>
-            <w:color w:val="0000EE"/>
-            <w:u w:val="single"/>
-          </w:rPr>
-          <w:t>22:15–28</w:t>
-        </w:r>
-      </w:hyperlink>
-      <w:r>
-        <w:rPr>
-          <w:lang w:val="zh_TW" w:bidi="zh_TW"/>
-        </w:rPr>
-        <w:t>；</w:t>
-      </w:r>
-      <w:hyperlink r:id="rId131">
-        <w:r>
-          <w:rPr>
-            <w:lang w:val="zh_TW" w:bidi="zh_TW"/>
-          </w:rPr>
-          <w:rPr>
-            <w:color w:val="0000EE"/>
-            <w:u w:val="single"/>
-          </w:rPr>
-          <w:t>伯2:9–10，</w:t>
-        </w:r>
-      </w:hyperlink>
-      <w:hyperlink r:id="rId114">
-        <w:r>
-          <w:rPr>
-            <w:lang w:val="zh_TW" w:bidi="zh_TW"/>
-          </w:rPr>
-          <w:rPr>
-            <w:color w:val="0000EE"/>
-            <w:u w:val="single"/>
-          </w:rPr>
-          <w:t>4:8，</w:t>
-        </w:r>
-      </w:hyperlink>
-      <w:hyperlink r:id="rId105">
-        <w:r>
-          <w:rPr>
-            <w:lang w:val="zh_TW" w:bidi="zh_TW"/>
-          </w:rPr>
-          <w:rPr>
-            <w:color w:val="0000EE"/>
-            <w:u w:val="single"/>
-          </w:rPr>
-          <w:t>12:17，</w:t>
-        </w:r>
-      </w:hyperlink>
-      <w:hyperlink r:id="rId132">
-        <w:r>
-          <w:rPr>
-            <w:lang w:val="zh_TW" w:bidi="zh_TW"/>
-          </w:rPr>
-          <w:rPr>
-            <w:color w:val="0000EE"/>
-            <w:u w:val="single"/>
-          </w:rPr>
-          <w:t>16:2</w:t>
-        </w:r>
-      </w:hyperlink>
-      <w:r>
-        <w:rPr>
-          <w:lang w:val="zh_TW" w:bidi="zh_TW"/>
-        </w:rPr>
-        <w:t>；</w:t>
-      </w:r>
-      <w:hyperlink r:id="rId133">
-        <w:r>
-          <w:rPr>
-            <w:lang w:val="zh_TW" w:bidi="zh_TW"/>
-          </w:rPr>
-          <w:rPr>
-            <w:color w:val="0000EE"/>
-            <w:u w:val="single"/>
-          </w:rPr>
-          <w:t>箴1:5，</w:t>
-        </w:r>
-      </w:hyperlink>
-      <w:hyperlink r:id="rId134">
-        <w:r>
-          <w:rPr>
-            <w:lang w:val="zh_TW" w:bidi="zh_TW"/>
-          </w:rPr>
-          <w:rPr>
-            <w:color w:val="0000EE"/>
-            <w:u w:val="single"/>
-          </w:rPr>
-          <w:t>9:9，</w:t>
-        </w:r>
-      </w:hyperlink>
-      <w:hyperlink r:id="rId102">
-        <w:r>
-          <w:rPr>
-            <w:lang w:val="zh_TW" w:bidi="zh_TW"/>
-          </w:rPr>
-          <w:rPr>
-            <w:color w:val="0000EE"/>
-            <w:u w:val="single"/>
-          </w:rPr>
-          <w:t>11:14，</w:t>
-        </w:r>
-      </w:hyperlink>
-      <w:hyperlink r:id="rId135">
-        <w:r>
-          <w:rPr>
-            <w:lang w:val="zh_TW" w:bidi="zh_TW"/>
-          </w:rPr>
-          <w:rPr>
-            <w:color w:val="0000EE"/>
-            <w:u w:val="single"/>
-          </w:rPr>
-          <w:t>12:15，</w:t>
-        </w:r>
-      </w:hyperlink>
-      <w:hyperlink r:id="rId115">
-        <w:r>
-          <w:rPr>
-            <w:lang w:val="zh_TW" w:bidi="zh_TW"/>
-          </w:rPr>
-          <w:rPr>
-            <w:color w:val="0000EE"/>
-            <w:u w:val="single"/>
-          </w:rPr>
-          <w:t>15:2–4、</w:t>
-        </w:r>
-      </w:hyperlink>
-      <w:hyperlink r:id="rId136">
-        <w:r>
-          <w:rPr>
-            <w:lang w:val="zh_TW" w:bidi="zh_TW"/>
-          </w:rPr>
-          <w:rPr>
-            <w:color w:val="0000EE"/>
-            <w:u w:val="single"/>
-          </w:rPr>
-          <w:t>22–23，</w:t>
-        </w:r>
-      </w:hyperlink>
-      <w:hyperlink r:id="rId137">
-        <w:r>
-          <w:rPr>
-            <w:lang w:val="zh_TW" w:bidi="zh_TW"/>
-          </w:rPr>
-          <w:rPr>
-            <w:color w:val="0000EE"/>
-            <w:u w:val="single"/>
-          </w:rPr>
-          <w:t>19:20</w:t>
-        </w:r>
-      </w:hyperlink>
-      <w:hyperlink r:id="rId136">
-        <w:r>
-          <w:rPr>
-            <w:lang w:val="zh_TW" w:bidi="zh_TW"/>
-          </w:rPr>
-          <w:rPr>
-            <w:color w:val="0000EE"/>
-            <w:u w:val="single"/>
-          </w:rPr>
-          <w:t>，</w:t>
-        </w:r>
-      </w:hyperlink>
-      <w:hyperlink r:id="rId138">
-        <w:r>
-          <w:rPr>
-            <w:lang w:val="zh_TW" w:bidi="zh_TW"/>
-          </w:rPr>
-          <w:rPr>
-            <w:color w:val="0000EE"/>
-            <w:u w:val="single"/>
-          </w:rPr>
-          <w:t>20:18</w:t>
-        </w:r>
-      </w:hyperlink>
-      <w:hyperlink r:id="rId136">
-        <w:r>
-          <w:rPr>
-            <w:lang w:val="zh_TW" w:bidi="zh_TW"/>
-          </w:rPr>
-          <w:rPr>
-            <w:color w:val="0000EE"/>
-            <w:u w:val="single"/>
-          </w:rPr>
-          <w:t>，</w:t>
-        </w:r>
-      </w:hyperlink>
-      <w:hyperlink r:id="rId103">
-        <w:r>
-          <w:rPr>
-            <w:lang w:val="zh_TW" w:bidi="zh_TW"/>
-          </w:rPr>
-          <w:rPr>
-            <w:color w:val="0000EE"/>
-            <w:u w:val="single"/>
-          </w:rPr>
-          <w:t>24:6</w:t>
-        </w:r>
-      </w:hyperlink>
-      <w:hyperlink r:id="rId136">
-        <w:r>
-          <w:rPr>
-            <w:lang w:val="zh_TW" w:bidi="zh_TW"/>
-          </w:rPr>
-          <w:rPr>
-            <w:color w:val="0000EE"/>
-            <w:u w:val="single"/>
-          </w:rPr>
-          <w:t>，</w:t>
-        </w:r>
-      </w:hyperlink>
-      <w:hyperlink r:id="rId117">
-        <w:r>
-          <w:rPr>
-            <w:lang w:val="zh_TW" w:bidi="zh_TW"/>
-          </w:rPr>
-          <w:rPr>
-            <w:color w:val="0000EE"/>
-            <w:u w:val="single"/>
-          </w:rPr>
-          <w:t>25:11</w:t>
-        </w:r>
-      </w:hyperlink>
-      <w:hyperlink r:id="rId136">
-        <w:r>
-          <w:rPr>
-            <w:lang w:val="zh_TW" w:bidi="zh_TW"/>
-          </w:rPr>
-          <w:rPr>
-            <w:color w:val="0000EE"/>
-            <w:u w:val="single"/>
-          </w:rPr>
-          <w:t>，</w:t>
-        </w:r>
-      </w:hyperlink>
-      <w:hyperlink r:id="rId139">
-        <w:r>
-          <w:rPr>
-            <w:lang w:val="zh_TW" w:bidi="zh_TW"/>
-          </w:rPr>
-          <w:rPr>
-            <w:color w:val="0000EE"/>
-            <w:u w:val="single"/>
-          </w:rPr>
-          <w:t>27:9</w:t>
-        </w:r>
-      </w:hyperlink>
-      <w:r>
-        <w:rPr>
-          <w:lang w:val="zh_TW" w:bidi="zh_TW"/>
-        </w:rPr>
-        <w:t>；</w:t>
-      </w:r>
-      <w:hyperlink r:id="rId125">
-        <w:r>
-          <w:rPr>
-            <w:lang w:val="zh_TW" w:bidi="zh_TW"/>
-          </w:rPr>
-          <w:rPr>
-            <w:color w:val="0000EE"/>
-            <w:u w:val="single"/>
-          </w:rPr>
-          <w:t>賽9:6</w:t>
-        </w:r>
-      </w:hyperlink>
-      <w:hyperlink r:id="rId136">
-        <w:r>
-          <w:rPr>
-            <w:lang w:val="zh_TW" w:bidi="zh_TW"/>
-          </w:rPr>
-          <w:rPr>
-            <w:color w:val="0000EE"/>
-            <w:u w:val="single"/>
-          </w:rPr>
-          <w:t>，</w:t>
-        </w:r>
-      </w:hyperlink>
-      <w:hyperlink r:id="rId126">
-        <w:r>
-          <w:rPr>
-            <w:lang w:val="zh_TW" w:bidi="zh_TW"/>
-          </w:rPr>
-          <w:rPr>
-            <w:color w:val="0000EE"/>
-            <w:u w:val="single"/>
-          </w:rPr>
-          <w:t>28:29</w:t>
-        </w:r>
-      </w:hyperlink>
-      <w:hyperlink r:id="rId136">
-        <w:r>
-          <w:rPr>
-            <w:lang w:val="zh_TW" w:bidi="zh_TW"/>
-          </w:rPr>
-          <w:rPr>
-            <w:color w:val="0000EE"/>
-            <w:u w:val="single"/>
-          </w:rPr>
-          <w:t>，</w:t>
-        </w:r>
-      </w:hyperlink>
-      <w:hyperlink r:id="rId118">
-        <w:r>
-          <w:rPr>
-            <w:lang w:val="zh_TW" w:bidi="zh_TW"/>
-          </w:rPr>
-          <w:rPr>
-            <w:color w:val="0000EE"/>
-            <w:u w:val="single"/>
-          </w:rPr>
-          <w:t>50:4</w:t>
-        </w:r>
-      </w:hyperlink>
-      <w:r>
-        <w:rPr>
-          <w:lang w:val="zh_TW" w:bidi="zh_TW"/>
-        </w:rPr>
-        <w:t>；</w:t>
-      </w:r>
-      <w:hyperlink r:id="rId140">
-        <w:r>
-          <w:rPr>
-            <w:lang w:val="zh_TW" w:bidi="zh_TW"/>
-          </w:rPr>
-          <w:rPr>
-            <w:color w:val="0000EE"/>
-            <w:u w:val="single"/>
-          </w:rPr>
-          <w:t>羅8:14</w:t>
-        </w:r>
-      </w:hyperlink>
-      <w:r>
-        <w:rPr>
-          <w:lang w:val="zh_TW" w:bidi="zh_TW"/>
-        </w:rPr>
-        <w:t>；</w:t>
-      </w:r>
-      <w:hyperlink r:id="rId119">
-        <w:r>
-          <w:rPr>
-            <w:lang w:val="zh_TW" w:bidi="zh_TW"/>
-          </w:rPr>
-          <w:rPr>
-            <w:color w:val="0000EE"/>
-            <w:u w:val="single"/>
-          </w:rPr>
-          <w:t>弗4:29</w:t>
-        </w:r>
-      </w:hyperlink>
-      <w:r>
-        <w:rPr>
-          <w:lang w:val="zh_TW" w:bidi="zh_TW"/>
-        </w:rPr>
-        <w:t>；</w:t>
-      </w:r>
-      <w:hyperlink r:id="rId127">
-        <w:r>
-          <w:rPr>
-            <w:lang w:val="zh_TW" w:bidi="zh_TW"/>
-          </w:rPr>
-          <w:rPr>
-            <w:color w:val="0000EE"/>
-            <w:u w:val="single"/>
-          </w:rPr>
-          <w:t>西2:3</w:t>
+          <w:t>帖後3:10–15</w:t>
         </w:r>
       </w:hyperlink>
       <w:r>
@@ -5173,12 +3042,6 @@
   </w:num>
   <w:num w:numId="13" w16cid:durableId="592781308">
     <w:abstractNumId w:val="11"/>
-  </w:num>
-  <w:num w:numId="14">
-    <w:abstractNumId w:val="3"/>
-    <w:lvlOverride w:ilvl="0">
-      <w:startOverride w:val="1"/>
-    </w:lvlOverride>
   </w:num>
   <w:numIdMacAtCleanup w:val="10"/>
 </w:numbering>

--- a/zht/docx/047.content.docx
+++ b/zht/docx/047.content.docx
@@ -19,7 +19,7 @@
         <w:rPr>
           <w:lang w:val="zh_TW" w:bidi="zh_TW"/>
         </w:rPr>
-        <w:t>Resource: Tyndale Open Study Notes</w:t>
+        <w:t>Resource: Aquifer Open Study Notes (Themes)</w:t>
       </w:r>
       <w:r>
         <w:rPr>
@@ -112,7 +112,7 @@
         <w:rPr>
           <w:lang w:val="zh_TW" w:bidi="zh_TW"/>
         </w:rPr>
-        <w:t>Tyndale Open Study Notes</w:t>
+        <w:t>Aquifer Open Study Notes (Themes)</w:t>
       </w:r>
     </w:p>
     <w:p>

--- a/zht/docx/047.content.docx
+++ b/zht/docx/047.content.docx
@@ -233,18 +233,12 @@
         </w:rPr>
         <w:t>神創造亞當和夏娃，並將他們安置在伊甸園裡，不是單單為了讓他們享受，而是要他們修理、看守園子（</w:t>
       </w:r>
-      <w:hyperlink r:id="rId13">
-        <w:r>
-          <w:rPr>
-            <w:lang w:val="zh_TW" w:bidi="zh_TW"/>
-          </w:rPr>
-          <w:rPr>
-            <w:color w:val="0000EE"/>
-            <w:u w:val="single"/>
-          </w:rPr>
-          <w:t>創2:15</w:t>
-        </w:r>
-      </w:hyperlink>
+      <w:r>
+        <w:rPr>
+          <w:lang w:val="zh_TW" w:bidi="zh_TW"/>
+        </w:rPr>
+        <w:t>創2:15</w:t>
+      </w:r>
       <w:r>
         <w:rPr>
           <w:lang w:val="zh_TW" w:bidi="zh_TW"/>
@@ -265,324 +259,216 @@
         </w:rPr>
         <w:t>箴言多次譴責懶惰（在應該工作時不願工作或努力）。箴言將懶惰的人比作一扇在樞紐轉動、來回搖擺卻毫無進展的門（</w:t>
       </w:r>
-      <w:hyperlink r:id="rId14">
-        <w:r>
-          <w:rPr>
-            <w:lang w:val="zh_TW" w:bidi="zh_TW"/>
-          </w:rPr>
-          <w:rPr>
-            <w:color w:val="0000EE"/>
-            <w:u w:val="single"/>
-          </w:rPr>
-          <w:t>箴26:14</w:t>
-        </w:r>
-      </w:hyperlink>
+      <w:r>
+        <w:rPr>
+          <w:lang w:val="zh_TW" w:bidi="zh_TW"/>
+        </w:rPr>
+        <w:t>箴26:14</w:t>
+      </w:r>
       <w:r>
         <w:rPr>
           <w:lang w:val="zh_TW" w:bidi="zh_TW"/>
         </w:rPr>
         <w:t>）；箴言又教導說，懶惰的人是愚昧的（</w:t>
       </w:r>
-      <w:hyperlink r:id="rId15">
-        <w:r>
-          <w:rPr>
-            <w:lang w:val="zh_TW" w:bidi="zh_TW"/>
-          </w:rPr>
-          <w:rPr>
-            <w:color w:val="0000EE"/>
-            <w:u w:val="single"/>
-          </w:rPr>
-          <w:t>22:13</w:t>
-        </w:r>
-      </w:hyperlink>
+      <w:r>
+        <w:rPr>
+          <w:lang w:val="zh_TW" w:bidi="zh_TW"/>
+        </w:rPr>
+        <w:t>22:13</w:t>
+      </w:r>
       <w:r>
         <w:rPr>
           <w:lang w:val="zh_TW" w:bidi="zh_TW"/>
         </w:rPr>
         <w:t>）。懶惰最終會導致貧窮與滅亡（</w:t>
       </w:r>
-      <w:hyperlink r:id="rId16">
-        <w:r>
-          <w:rPr>
-            <w:lang w:val="zh_TW" w:bidi="zh_TW"/>
-          </w:rPr>
-          <w:rPr>
-            <w:color w:val="0000EE"/>
-            <w:u w:val="single"/>
-          </w:rPr>
-          <w:t>6:6–10</w:t>
-        </w:r>
-      </w:hyperlink>
+      <w:r>
+        <w:rPr>
+          <w:lang w:val="zh_TW" w:bidi="zh_TW"/>
+        </w:rPr>
+        <w:t>6:6–10</w:t>
+      </w:r>
       <w:r>
         <w:rPr>
           <w:lang w:val="zh_TW" w:bidi="zh_TW"/>
         </w:rPr>
         <w:t>，</w:t>
       </w:r>
-      <w:hyperlink r:id="rId17">
-        <w:r>
-          <w:rPr>
-            <w:lang w:val="zh_TW" w:bidi="zh_TW"/>
-          </w:rPr>
-          <w:rPr>
-            <w:color w:val="0000EE"/>
-            <w:u w:val="single"/>
-          </w:rPr>
-          <w:t>10:26</w:t>
-        </w:r>
-      </w:hyperlink>
+      <w:r>
+        <w:rPr>
+          <w:lang w:val="zh_TW" w:bidi="zh_TW"/>
+        </w:rPr>
+        <w:t>10:26</w:t>
+      </w:r>
       <w:r>
         <w:rPr>
           <w:lang w:val="zh_TW" w:bidi="zh_TW"/>
         </w:rPr>
         <w:t>，</w:t>
       </w:r>
-      <w:hyperlink r:id="rId18">
-        <w:r>
-          <w:rPr>
-            <w:lang w:val="zh_TW" w:bidi="zh_TW"/>
-          </w:rPr>
-          <w:rPr>
-            <w:color w:val="0000EE"/>
-            <w:u w:val="single"/>
-          </w:rPr>
-          <w:t>15:19</w:t>
-        </w:r>
-      </w:hyperlink>
+      <w:r>
+        <w:rPr>
+          <w:lang w:val="zh_TW" w:bidi="zh_TW"/>
+        </w:rPr>
+        <w:t>15:19</w:t>
+      </w:r>
       <w:r>
         <w:rPr>
           <w:lang w:val="zh_TW" w:bidi="zh_TW"/>
         </w:rPr>
         <w:t>，</w:t>
       </w:r>
-      <w:hyperlink r:id="rId19">
-        <w:r>
-          <w:rPr>
-            <w:lang w:val="zh_TW" w:bidi="zh_TW"/>
-          </w:rPr>
-          <w:rPr>
-            <w:color w:val="0000EE"/>
-            <w:u w:val="single"/>
-          </w:rPr>
-          <w:t>18:9</w:t>
-        </w:r>
-      </w:hyperlink>
+      <w:r>
+        <w:rPr>
+          <w:lang w:val="zh_TW" w:bidi="zh_TW"/>
+        </w:rPr>
+        <w:t>18:9</w:t>
+      </w:r>
       <w:r>
         <w:rPr>
           <w:lang w:val="zh_TW" w:bidi="zh_TW"/>
         </w:rPr>
         <w:t>，</w:t>
       </w:r>
-      <w:hyperlink r:id="rId20">
-        <w:r>
-          <w:rPr>
-            <w:lang w:val="zh_TW" w:bidi="zh_TW"/>
-          </w:rPr>
-          <w:rPr>
-            <w:color w:val="0000EE"/>
-            <w:u w:val="single"/>
-          </w:rPr>
-          <w:t>19:15</w:t>
-        </w:r>
-      </w:hyperlink>
+      <w:r>
+        <w:rPr>
+          <w:lang w:val="zh_TW" w:bidi="zh_TW"/>
+        </w:rPr>
+        <w:t>19:15</w:t>
+      </w:r>
       <w:r>
         <w:rPr>
           <w:lang w:val="zh_TW" w:bidi="zh_TW"/>
         </w:rPr>
         <w:t>、</w:t>
       </w:r>
-      <w:hyperlink r:id="rId21">
-        <w:r>
-          <w:rPr>
-            <w:lang w:val="zh_TW" w:bidi="zh_TW"/>
-          </w:rPr>
-          <w:rPr>
-            <w:color w:val="0000EE"/>
-            <w:u w:val="single"/>
-          </w:rPr>
-          <w:t>24</w:t>
-        </w:r>
-      </w:hyperlink>
+      <w:r>
+        <w:rPr>
+          <w:lang w:val="zh_TW" w:bidi="zh_TW"/>
+        </w:rPr>
+        <w:t>24</w:t>
+      </w:r>
       <w:r>
         <w:rPr>
           <w:lang w:val="zh_TW" w:bidi="zh_TW"/>
         </w:rPr>
         <w:t>，</w:t>
       </w:r>
-      <w:hyperlink r:id="rId22">
-        <w:r>
-          <w:rPr>
-            <w:lang w:val="zh_TW" w:bidi="zh_TW"/>
-          </w:rPr>
-          <w:rPr>
-            <w:color w:val="0000EE"/>
-            <w:u w:val="single"/>
-          </w:rPr>
-          <w:t>20:4</w:t>
-        </w:r>
-      </w:hyperlink>
+      <w:r>
+        <w:rPr>
+          <w:lang w:val="zh_TW" w:bidi="zh_TW"/>
+        </w:rPr>
+        <w:t>20:4</w:t>
+      </w:r>
       <w:r>
         <w:rPr>
           <w:lang w:val="zh_TW" w:bidi="zh_TW"/>
         </w:rPr>
         <w:t>，</w:t>
       </w:r>
-      <w:hyperlink r:id="rId23">
-        <w:r>
-          <w:rPr>
-            <w:lang w:val="zh_TW" w:bidi="zh_TW"/>
-          </w:rPr>
-          <w:rPr>
-            <w:color w:val="0000EE"/>
-            <w:u w:val="single"/>
-          </w:rPr>
-          <w:t>21:25</w:t>
-        </w:r>
-      </w:hyperlink>
+      <w:r>
+        <w:rPr>
+          <w:lang w:val="zh_TW" w:bidi="zh_TW"/>
+        </w:rPr>
+        <w:t>21:25</w:t>
+      </w:r>
       <w:r>
         <w:rPr>
           <w:lang w:val="zh_TW" w:bidi="zh_TW"/>
         </w:rPr>
         <w:t>，</w:t>
       </w:r>
-      <w:hyperlink r:id="rId15">
-        <w:r>
-          <w:rPr>
-            <w:lang w:val="zh_TW" w:bidi="zh_TW"/>
-          </w:rPr>
-          <w:rPr>
-            <w:color w:val="0000EE"/>
-            <w:u w:val="single"/>
-          </w:rPr>
-          <w:t>22:13</w:t>
-        </w:r>
-      </w:hyperlink>
+      <w:r>
+        <w:rPr>
+          <w:lang w:val="zh_TW" w:bidi="zh_TW"/>
+        </w:rPr>
+        <w:t>22:13</w:t>
+      </w:r>
       <w:r>
         <w:rPr>
           <w:lang w:val="zh_TW" w:bidi="zh_TW"/>
         </w:rPr>
         <w:t>，</w:t>
       </w:r>
-      <w:hyperlink r:id="rId24">
-        <w:r>
-          <w:rPr>
-            <w:lang w:val="zh_TW" w:bidi="zh_TW"/>
-          </w:rPr>
-          <w:rPr>
-            <w:color w:val="0000EE"/>
-            <w:u w:val="single"/>
-          </w:rPr>
-          <w:t>24:30–34</w:t>
-        </w:r>
-      </w:hyperlink>
+      <w:r>
+        <w:rPr>
+          <w:lang w:val="zh_TW" w:bidi="zh_TW"/>
+        </w:rPr>
+        <w:t>24:30–34</w:t>
+      </w:r>
       <w:r>
         <w:rPr>
           <w:lang w:val="zh_TW" w:bidi="zh_TW"/>
         </w:rPr>
         <w:t>，</w:t>
       </w:r>
-      <w:hyperlink r:id="rId25">
-        <w:r>
-          <w:rPr>
-            <w:lang w:val="zh_TW" w:bidi="zh_TW"/>
-          </w:rPr>
-          <w:rPr>
-            <w:color w:val="0000EE"/>
-            <w:u w:val="single"/>
-          </w:rPr>
-          <w:t>26:13–16</w:t>
-        </w:r>
-      </w:hyperlink>
+      <w:r>
+        <w:rPr>
+          <w:lang w:val="zh_TW" w:bidi="zh_TW"/>
+        </w:rPr>
+        <w:t>26:13–16</w:t>
+      </w:r>
       <w:r>
         <w:rPr>
           <w:lang w:val="zh_TW" w:bidi="zh_TW"/>
         </w:rPr>
         <w:t>）。相對來說，勤奮工作的人則是有智慧的，他們的勞碌帶來財富與美好的生活（</w:t>
       </w:r>
-      <w:hyperlink r:id="rId26">
-        <w:r>
-          <w:rPr>
-            <w:lang w:val="zh_TW" w:bidi="zh_TW"/>
-          </w:rPr>
-          <w:rPr>
-            <w:color w:val="0000EE"/>
-            <w:u w:val="single"/>
-          </w:rPr>
-          <w:t>10:4–6</w:t>
-        </w:r>
-      </w:hyperlink>
+      <w:r>
+        <w:rPr>
+          <w:lang w:val="zh_TW" w:bidi="zh_TW"/>
+        </w:rPr>
+        <w:t>10:4–6</w:t>
+      </w:r>
       <w:r>
         <w:rPr>
           <w:lang w:val="zh_TW" w:bidi="zh_TW"/>
         </w:rPr>
         <w:t>，</w:t>
       </w:r>
-      <w:hyperlink r:id="rId27">
-        <w:r>
-          <w:rPr>
-            <w:lang w:val="zh_TW" w:bidi="zh_TW"/>
-          </w:rPr>
-          <w:rPr>
-            <w:color w:val="0000EE"/>
-            <w:u w:val="single"/>
-          </w:rPr>
-          <w:t>12:11</w:t>
-        </w:r>
-      </w:hyperlink>
+      <w:r>
+        <w:rPr>
+          <w:lang w:val="zh_TW" w:bidi="zh_TW"/>
+        </w:rPr>
+        <w:t>12:11</w:t>
+      </w:r>
       <w:r>
         <w:rPr>
           <w:lang w:val="zh_TW" w:bidi="zh_TW"/>
         </w:rPr>
         <w:t>，</w:t>
       </w:r>
-      <w:hyperlink r:id="rId28">
-        <w:r>
-          <w:rPr>
-            <w:lang w:val="zh_TW" w:bidi="zh_TW"/>
-          </w:rPr>
-          <w:rPr>
-            <w:color w:val="0000EE"/>
-            <w:u w:val="single"/>
-          </w:rPr>
-          <w:t>13:4</w:t>
-        </w:r>
-      </w:hyperlink>
+      <w:r>
+        <w:rPr>
+          <w:lang w:val="zh_TW" w:bidi="zh_TW"/>
+        </w:rPr>
+        <w:t>13:4</w:t>
+      </w:r>
       <w:r>
         <w:rPr>
           <w:lang w:val="zh_TW" w:bidi="zh_TW"/>
         </w:rPr>
         <w:t>，</w:t>
       </w:r>
-      <w:hyperlink r:id="rId29">
-        <w:r>
-          <w:rPr>
-            <w:lang w:val="zh_TW" w:bidi="zh_TW"/>
-          </w:rPr>
-          <w:rPr>
-            <w:color w:val="0000EE"/>
-            <w:u w:val="single"/>
-          </w:rPr>
-          <w:t>20:13</w:t>
-        </w:r>
-      </w:hyperlink>
+      <w:r>
+        <w:rPr>
+          <w:lang w:val="zh_TW" w:bidi="zh_TW"/>
+        </w:rPr>
+        <w:t>20:13</w:t>
+      </w:r>
       <w:r>
         <w:rPr>
           <w:lang w:val="zh_TW" w:bidi="zh_TW"/>
         </w:rPr>
         <w:t>，</w:t>
       </w:r>
-      <w:hyperlink r:id="rId30">
-        <w:r>
-          <w:rPr>
-            <w:lang w:val="zh_TW" w:bidi="zh_TW"/>
-          </w:rPr>
-          <w:rPr>
-            <w:color w:val="0000EE"/>
-            <w:u w:val="single"/>
-          </w:rPr>
-          <w:t>31:10–27</w:t>
-        </w:r>
-      </w:hyperlink>
+      <w:r>
+        <w:rPr>
+          <w:lang w:val="zh_TW" w:bidi="zh_TW"/>
+        </w:rPr>
+        <w:t>31:10–27</w:t>
+      </w:r>
       <w:r>
         <w:rPr>
           <w:lang w:val="zh_TW" w:bidi="zh_TW"/>
@@ -603,90 +489,60 @@
         </w:rPr>
         <w:t>然而，最終的意義與滿足並不來自辛勤工作本身 （</w:t>
       </w:r>
-      <w:hyperlink r:id="rId31">
-        <w:r>
-          <w:rPr>
-            <w:lang w:val="zh_TW" w:bidi="zh_TW"/>
-          </w:rPr>
-          <w:rPr>
-            <w:color w:val="0000EE"/>
-            <w:u w:val="single"/>
-          </w:rPr>
-          <w:t>傳2:17–26</w:t>
-        </w:r>
-      </w:hyperlink>
+      <w:r>
+        <w:rPr>
+          <w:lang w:val="zh_TW" w:bidi="zh_TW"/>
+        </w:rPr>
+        <w:t>傳2:17–26</w:t>
+      </w:r>
       <w:r>
         <w:rPr>
           <w:lang w:val="zh_TW" w:bidi="zh_TW"/>
         </w:rPr>
         <w:t>），我們也不可忘記神賜福與供應的大能 （</w:t>
       </w:r>
-      <w:hyperlink r:id="rId32">
-        <w:r>
-          <w:rPr>
-            <w:lang w:val="zh_TW" w:bidi="zh_TW"/>
-          </w:rPr>
-          <w:rPr>
-            <w:color w:val="0000EE"/>
-            <w:u w:val="single"/>
-          </w:rPr>
-          <w:t>詩127:2</w:t>
-        </w:r>
-      </w:hyperlink>
+      <w:r>
+        <w:rPr>
+          <w:lang w:val="zh_TW" w:bidi="zh_TW"/>
+        </w:rPr>
+        <w:t>詩127:2</w:t>
+      </w:r>
       <w:r>
         <w:rPr>
           <w:lang w:val="zh_TW" w:bidi="zh_TW"/>
         </w:rPr>
         <w:t>）。儘管如此，我們仍然不可懶惰。神創造我們，是要我們運用祂所賜的恩賜與能力，積極作工，供應自己與他人的需要 （</w:t>
       </w:r>
-      <w:hyperlink r:id="rId33">
-        <w:r>
-          <w:rPr>
-            <w:lang w:val="zh_TW" w:bidi="zh_TW"/>
-          </w:rPr>
-          <w:rPr>
-            <w:color w:val="0000EE"/>
-            <w:u w:val="single"/>
-          </w:rPr>
-          <w:t>弗4:28</w:t>
-        </w:r>
-      </w:hyperlink>
+      <w:r>
+        <w:rPr>
+          <w:lang w:val="zh_TW" w:bidi="zh_TW"/>
+        </w:rPr>
+        <w:t>弗4:28</w:t>
+      </w:r>
       <w:r>
         <w:rPr>
           <w:lang w:val="zh_TW" w:bidi="zh_TW"/>
         </w:rPr>
         <w:t>；</w:t>
       </w:r>
-      <w:hyperlink r:id="rId34">
-        <w:r>
-          <w:rPr>
-            <w:lang w:val="zh_TW" w:bidi="zh_TW"/>
-          </w:rPr>
-          <w:rPr>
-            <w:color w:val="0000EE"/>
-            <w:u w:val="single"/>
-          </w:rPr>
-          <w:t>帖前4:11–12</w:t>
-        </w:r>
-      </w:hyperlink>
+      <w:r>
+        <w:rPr>
+          <w:lang w:val="zh_TW" w:bidi="zh_TW"/>
+        </w:rPr>
+        <w:t>帖前4:11–12</w:t>
+      </w:r>
       <w:r>
         <w:rPr>
           <w:lang w:val="zh_TW" w:bidi="zh_TW"/>
         </w:rPr>
         <w:t>；</w:t>
       </w:r>
-      <w:hyperlink r:id="rId35">
-        <w:r>
-          <w:rPr>
-            <w:lang w:val="zh_TW" w:bidi="zh_TW"/>
-          </w:rPr>
-          <w:rPr>
-            <w:color w:val="0000EE"/>
-            <w:u w:val="single"/>
-          </w:rPr>
-          <w:t>帖後3:6–13</w:t>
-        </w:r>
-      </w:hyperlink>
+      <w:r>
+        <w:rPr>
+          <w:lang w:val="zh_TW" w:bidi="zh_TW"/>
+        </w:rPr>
+        <w:t>帖後3:6–13</w:t>
+      </w:r>
       <w:r>
         <w:rPr>
           <w:lang w:val="zh_TW" w:bidi="zh_TW"/>
@@ -716,432 +572,258 @@
           <w:lang w:val="zh_TW" w:bidi="zh_TW"/>
         </w:rPr>
       </w:r>
-      <w:hyperlink r:id="rId36">
-        <w:r>
-          <w:rPr>
-            <w:lang w:val="zh_TW" w:bidi="zh_TW"/>
-          </w:rPr>
-          <w:rPr>
-            <w:color w:val="0000EE"/>
-            <w:u w:val="single"/>
-          </w:rPr>
-          <w:t>出23:12</w:t>
-        </w:r>
-      </w:hyperlink>
+      <w:r>
+        <w:rPr>
+          <w:lang w:val="zh_TW" w:bidi="zh_TW"/>
+        </w:rPr>
+        <w:t>出23:12</w:t>
+      </w:r>
       <w:r>
         <w:rPr>
           <w:lang w:val="zh_TW" w:bidi="zh_TW"/>
         </w:rPr>
         <w:t>；</w:t>
       </w:r>
-      <w:hyperlink r:id="rId37">
-        <w:r>
-          <w:rPr>
-            <w:lang w:val="zh_TW" w:bidi="zh_TW"/>
-          </w:rPr>
-          <w:rPr>
-            <w:color w:val="0000EE"/>
-            <w:u w:val="single"/>
-          </w:rPr>
-          <w:t>箴言6:6–11，</w:t>
-        </w:r>
-      </w:hyperlink>
-      <w:hyperlink r:id="rId26">
-        <w:r>
-          <w:rPr>
-            <w:lang w:val="zh_TW" w:bidi="zh_TW"/>
-          </w:rPr>
-          <w:rPr>
-            <w:color w:val="0000EE"/>
-            <w:u w:val="single"/>
-          </w:rPr>
-          <w:t>10:4–6</w:t>
-        </w:r>
-      </w:hyperlink>
+      <w:r>
+        <w:rPr>
+          <w:lang w:val="zh_TW" w:bidi="zh_TW"/>
+        </w:rPr>
+        <w:t>箴言6:6–11，</w:t>
+      </w:r>
+      <w:r>
+        <w:rPr>
+          <w:lang w:val="zh_TW" w:bidi="zh_TW"/>
+        </w:rPr>
+        <w:t>10:4–6</w:t>
+      </w:r>
       <w:r>
         <w:rPr>
           <w:lang w:val="zh_TW" w:bidi="zh_TW"/>
         </w:rPr>
         <w:t>、</w:t>
       </w:r>
-      <w:hyperlink r:id="rId17">
-        <w:r>
-          <w:rPr>
-            <w:lang w:val="zh_TW" w:bidi="zh_TW"/>
-          </w:rPr>
-          <w:rPr>
-            <w:color w:val="0000EE"/>
-            <w:u w:val="single"/>
-          </w:rPr>
-          <w:t>26，</w:t>
-        </w:r>
-      </w:hyperlink>
-      <w:hyperlink r:id="rId27">
-        <w:r>
-          <w:rPr>
-            <w:lang w:val="zh_TW" w:bidi="zh_TW"/>
-          </w:rPr>
-          <w:rPr>
-            <w:color w:val="0000EE"/>
-            <w:u w:val="single"/>
-          </w:rPr>
-          <w:t>12:11</w:t>
-        </w:r>
-      </w:hyperlink>
+      <w:r>
+        <w:rPr>
+          <w:lang w:val="zh_TW" w:bidi="zh_TW"/>
+        </w:rPr>
+        <w:t>26，</w:t>
+      </w:r>
+      <w:r>
+        <w:rPr>
+          <w:lang w:val="zh_TW" w:bidi="zh_TW"/>
+        </w:rPr>
+        <w:t>12:11</w:t>
+      </w:r>
       <w:r>
         <w:rPr>
           <w:lang w:val="zh_TW" w:bidi="zh_TW"/>
         </w:rPr>
         <w:t>、</w:t>
       </w:r>
-      <w:hyperlink r:id="rId38">
-        <w:r>
-          <w:rPr>
-            <w:lang w:val="zh_TW" w:bidi="zh_TW"/>
-          </w:rPr>
-          <w:rPr>
-            <w:color w:val="0000EE"/>
-            <w:u w:val="single"/>
-          </w:rPr>
-          <w:t>24</w:t>
-        </w:r>
-      </w:hyperlink>
+      <w:r>
+        <w:rPr>
+          <w:lang w:val="zh_TW" w:bidi="zh_TW"/>
+        </w:rPr>
+        <w:t>24</w:t>
+      </w:r>
       <w:r>
         <w:rPr>
           <w:lang w:val="zh_TW" w:bidi="zh_TW"/>
         </w:rPr>
         <w:t>、</w:t>
       </w:r>
-      <w:hyperlink r:id="rId39">
-        <w:r>
-          <w:rPr>
-            <w:lang w:val="zh_TW" w:bidi="zh_TW"/>
-          </w:rPr>
-          <w:rPr>
-            <w:color w:val="0000EE"/>
-            <w:u w:val="single"/>
-          </w:rPr>
-          <w:t>27，</w:t>
-        </w:r>
-      </w:hyperlink>
-      <w:hyperlink r:id="rId28">
-        <w:r>
-          <w:rPr>
-            <w:lang w:val="zh_TW" w:bidi="zh_TW"/>
-          </w:rPr>
-          <w:rPr>
-            <w:color w:val="0000EE"/>
-            <w:u w:val="single"/>
-          </w:rPr>
-          <w:t>13:4</w:t>
-        </w:r>
-      </w:hyperlink>
+      <w:r>
+        <w:rPr>
+          <w:lang w:val="zh_TW" w:bidi="zh_TW"/>
+        </w:rPr>
+        <w:t>27，</w:t>
+      </w:r>
+      <w:r>
+        <w:rPr>
+          <w:lang w:val="zh_TW" w:bidi="zh_TW"/>
+        </w:rPr>
+        <w:t>13:4</w:t>
+      </w:r>
       <w:r>
         <w:rPr>
           <w:lang w:val="zh_TW" w:bidi="zh_TW"/>
         </w:rPr>
         <w:t>、</w:t>
       </w:r>
-      <w:hyperlink r:id="rId40">
-        <w:r>
-          <w:rPr>
-            <w:lang w:val="zh_TW" w:bidi="zh_TW"/>
-          </w:rPr>
-          <w:rPr>
-            <w:color w:val="0000EE"/>
-            <w:u w:val="single"/>
-          </w:rPr>
-          <w:t>11，</w:t>
-        </w:r>
-      </w:hyperlink>
-      <w:hyperlink r:id="rId41">
-        <w:r>
-          <w:rPr>
-            <w:lang w:val="zh_TW" w:bidi="zh_TW"/>
-          </w:rPr>
-          <w:rPr>
-            <w:color w:val="0000EE"/>
-            <w:u w:val="single"/>
-          </w:rPr>
-          <w:t>14:4</w:t>
-        </w:r>
-      </w:hyperlink>
+      <w:r>
+        <w:rPr>
+          <w:lang w:val="zh_TW" w:bidi="zh_TW"/>
+        </w:rPr>
+        <w:t>11，</w:t>
+      </w:r>
+      <w:r>
+        <w:rPr>
+          <w:lang w:val="zh_TW" w:bidi="zh_TW"/>
+        </w:rPr>
+        <w:t>14:4</w:t>
+      </w:r>
       <w:r>
         <w:rPr>
           <w:lang w:val="zh_TW" w:bidi="zh_TW"/>
         </w:rPr>
         <w:t>、</w:t>
       </w:r>
-      <w:hyperlink r:id="rId42">
-        <w:r>
-          <w:rPr>
-            <w:lang w:val="zh_TW" w:bidi="zh_TW"/>
-          </w:rPr>
-          <w:rPr>
-            <w:color w:val="0000EE"/>
-            <w:u w:val="single"/>
-          </w:rPr>
-          <w:t>23，</w:t>
-        </w:r>
-      </w:hyperlink>
-      <w:hyperlink r:id="rId18">
-        <w:r>
-          <w:rPr>
-            <w:lang w:val="zh_TW" w:bidi="zh_TW"/>
-          </w:rPr>
-          <w:rPr>
-            <w:color w:val="0000EE"/>
-            <w:u w:val="single"/>
-          </w:rPr>
-          <w:t>15:19，</w:t>
-        </w:r>
-      </w:hyperlink>
-      <w:hyperlink r:id="rId19">
-        <w:r>
-          <w:rPr>
-            <w:lang w:val="zh_TW" w:bidi="zh_TW"/>
-          </w:rPr>
-          <w:rPr>
-            <w:color w:val="0000EE"/>
-            <w:u w:val="single"/>
-          </w:rPr>
-          <w:t>18:9，</w:t>
-        </w:r>
-      </w:hyperlink>
-      <w:hyperlink r:id="rId20">
-        <w:r>
-          <w:rPr>
-            <w:lang w:val="zh_TW" w:bidi="zh_TW"/>
-          </w:rPr>
-          <w:rPr>
-            <w:color w:val="0000EE"/>
-            <w:u w:val="single"/>
-          </w:rPr>
-          <w:t>19:15，</w:t>
-        </w:r>
-      </w:hyperlink>
-      <w:hyperlink r:id="rId43">
-        <w:r>
-          <w:rPr>
-            <w:lang w:val="zh_TW" w:bidi="zh_TW"/>
-          </w:rPr>
-          <w:rPr>
-            <w:color w:val="0000EE"/>
-            <w:u w:val="single"/>
-          </w:rPr>
-          <w:t>21:5</w:t>
-        </w:r>
-      </w:hyperlink>
+      <w:r>
+        <w:rPr>
+          <w:lang w:val="zh_TW" w:bidi="zh_TW"/>
+        </w:rPr>
+        <w:t>23，</w:t>
+      </w:r>
+      <w:r>
+        <w:rPr>
+          <w:lang w:val="zh_TW" w:bidi="zh_TW"/>
+        </w:rPr>
+        <w:t>15:19，</w:t>
+      </w:r>
+      <w:r>
+        <w:rPr>
+          <w:lang w:val="zh_TW" w:bidi="zh_TW"/>
+        </w:rPr>
+        <w:t>18:9，</w:t>
+      </w:r>
+      <w:r>
+        <w:rPr>
+          <w:lang w:val="zh_TW" w:bidi="zh_TW"/>
+        </w:rPr>
+        <w:t>19:15，</w:t>
+      </w:r>
+      <w:r>
+        <w:rPr>
+          <w:lang w:val="zh_TW" w:bidi="zh_TW"/>
+        </w:rPr>
+        <w:t>21:5</w:t>
+      </w:r>
       <w:r>
         <w:rPr>
           <w:lang w:val="zh_TW" w:bidi="zh_TW"/>
         </w:rPr>
         <w:t>、</w:t>
       </w:r>
-      <w:hyperlink r:id="rId23">
-        <w:r>
-          <w:rPr>
-            <w:lang w:val="zh_TW" w:bidi="zh_TW"/>
-          </w:rPr>
-          <w:rPr>
-            <w:color w:val="0000EE"/>
-            <w:u w:val="single"/>
-          </w:rPr>
-          <w:t>25，</w:t>
-        </w:r>
-      </w:hyperlink>
-      <w:hyperlink r:id="rId24">
-        <w:r>
-          <w:rPr>
-            <w:lang w:val="zh_TW" w:bidi="zh_TW"/>
-          </w:rPr>
-          <w:rPr>
-            <w:color w:val="0000EE"/>
-            <w:u w:val="single"/>
-          </w:rPr>
-          <w:t>24:30–34，</w:t>
-        </w:r>
-      </w:hyperlink>
-      <w:hyperlink r:id="rId25">
-        <w:r>
-          <w:rPr>
-            <w:lang w:val="zh_TW" w:bidi="zh_TW"/>
-          </w:rPr>
-          <w:rPr>
-            <w:color w:val="0000EE"/>
-            <w:u w:val="single"/>
-          </w:rPr>
-          <w:t>26:13–16</w:t>
-        </w:r>
-      </w:hyperlink>
+      <w:r>
+        <w:rPr>
+          <w:lang w:val="zh_TW" w:bidi="zh_TW"/>
+        </w:rPr>
+        <w:t>25，</w:t>
+      </w:r>
+      <w:r>
+        <w:rPr>
+          <w:lang w:val="zh_TW" w:bidi="zh_TW"/>
+        </w:rPr>
+        <w:t>24:30–34，</w:t>
+      </w:r>
+      <w:r>
+        <w:rPr>
+          <w:lang w:val="zh_TW" w:bidi="zh_TW"/>
+        </w:rPr>
+        <w:t>26:13–16</w:t>
+      </w:r>
       <w:r>
         <w:rPr>
           <w:lang w:val="zh_TW" w:bidi="zh_TW"/>
         </w:rPr>
         <w:t>、</w:t>
       </w:r>
-      <w:hyperlink r:id="rId44">
-        <w:r>
-          <w:rPr>
-            <w:lang w:val="zh_TW" w:bidi="zh_TW"/>
-          </w:rPr>
-          <w:rPr>
-            <w:color w:val="0000EE"/>
-            <w:u w:val="single"/>
-          </w:rPr>
-          <w:t>28:19，</w:t>
-        </w:r>
-      </w:hyperlink>
-      <w:hyperlink r:id="rId45">
-        <w:r>
-          <w:rPr>
-            <w:lang w:val="zh_TW" w:bidi="zh_TW"/>
-          </w:rPr>
-          <w:rPr>
-            <w:color w:val="0000EE"/>
-            <w:u w:val="single"/>
-          </w:rPr>
-          <w:t>31:10–31</w:t>
-        </w:r>
-      </w:hyperlink>
+      <w:r>
+        <w:rPr>
+          <w:lang w:val="zh_TW" w:bidi="zh_TW"/>
+        </w:rPr>
+        <w:t>28:19，</w:t>
+      </w:r>
+      <w:r>
+        <w:rPr>
+          <w:lang w:val="zh_TW" w:bidi="zh_TW"/>
+        </w:rPr>
+        <w:t>31:10–31</w:t>
+      </w:r>
       <w:r>
         <w:rPr>
           <w:lang w:val="zh_TW" w:bidi="zh_TW"/>
         </w:rPr>
         <w:t>；</w:t>
       </w:r>
-      <w:hyperlink r:id="rId46">
-        <w:r>
-          <w:rPr>
-            <w:lang w:val="zh_TW" w:bidi="zh_TW"/>
-          </w:rPr>
-          <w:rPr>
-            <w:color w:val="0000EE"/>
-            <w:u w:val="single"/>
-          </w:rPr>
-          <w:t>傳2:18–26，</w:t>
-        </w:r>
-      </w:hyperlink>
-      <w:hyperlink r:id="rId47">
-        <w:r>
-          <w:rPr>
-            <w:lang w:val="zh_TW" w:bidi="zh_TW"/>
-          </w:rPr>
-          <w:rPr>
-            <w:color w:val="0000EE"/>
-            <w:u w:val="single"/>
-          </w:rPr>
-          <w:t>4:5–6，</w:t>
-        </w:r>
-      </w:hyperlink>
-      <w:hyperlink r:id="rId48">
-        <w:r>
-          <w:rPr>
-            <w:lang w:val="zh_TW" w:bidi="zh_TW"/>
-          </w:rPr>
-          <w:rPr>
-            <w:color w:val="0000EE"/>
-            <w:u w:val="single"/>
-          </w:rPr>
-          <w:t>5:12，</w:t>
-        </w:r>
-      </w:hyperlink>
-      <w:hyperlink r:id="rId49">
-        <w:r>
-          <w:rPr>
-            <w:lang w:val="zh_TW" w:bidi="zh_TW"/>
-          </w:rPr>
-          <w:rPr>
-            <w:color w:val="0000EE"/>
-            <w:u w:val="single"/>
-          </w:rPr>
-          <w:t>9:10，</w:t>
-        </w:r>
-      </w:hyperlink>
-      <w:hyperlink r:id="rId50">
-        <w:r>
-          <w:rPr>
-            <w:lang w:val="zh_TW" w:bidi="zh_TW"/>
-          </w:rPr>
-          <w:rPr>
-            <w:color w:val="0000EE"/>
-            <w:u w:val="single"/>
-          </w:rPr>
-          <w:t>11:4–6</w:t>
-        </w:r>
-      </w:hyperlink>
+      <w:r>
+        <w:rPr>
+          <w:lang w:val="zh_TW" w:bidi="zh_TW"/>
+        </w:rPr>
+        <w:t>傳2:18–26，</w:t>
+      </w:r>
+      <w:r>
+        <w:rPr>
+          <w:lang w:val="zh_TW" w:bidi="zh_TW"/>
+        </w:rPr>
+        <w:t>4:5–6，</w:t>
+      </w:r>
+      <w:r>
+        <w:rPr>
+          <w:lang w:val="zh_TW" w:bidi="zh_TW"/>
+        </w:rPr>
+        <w:t>5:12，</w:t>
+      </w:r>
+      <w:r>
+        <w:rPr>
+          <w:lang w:val="zh_TW" w:bidi="zh_TW"/>
+        </w:rPr>
+        <w:t>9:10，</w:t>
+      </w:r>
+      <w:r>
+        <w:rPr>
+          <w:lang w:val="zh_TW" w:bidi="zh_TW"/>
+        </w:rPr>
+        <w:t>11:4–6</w:t>
+      </w:r>
       <w:r>
         <w:rPr>
           <w:lang w:val="zh_TW" w:bidi="zh_TW"/>
         </w:rPr>
         <w:t>；</w:t>
       </w:r>
-      <w:hyperlink r:id="rId51">
-        <w:r>
-          <w:rPr>
-            <w:lang w:val="zh_TW" w:bidi="zh_TW"/>
-          </w:rPr>
-          <w:rPr>
-            <w:color w:val="0000EE"/>
-            <w:u w:val="single"/>
-          </w:rPr>
-          <w:t>羅12:11</w:t>
-        </w:r>
-      </w:hyperlink>
+      <w:r>
+        <w:rPr>
+          <w:lang w:val="zh_TW" w:bidi="zh_TW"/>
+        </w:rPr>
+        <w:t>羅12:11</w:t>
+      </w:r>
       <w:r>
         <w:rPr>
           <w:lang w:val="zh_TW" w:bidi="zh_TW"/>
         </w:rPr>
         <w:t>；</w:t>
       </w:r>
-      <w:hyperlink r:id="rId33">
-        <w:r>
-          <w:rPr>
-            <w:lang w:val="zh_TW" w:bidi="zh_TW"/>
-          </w:rPr>
-          <w:rPr>
-            <w:color w:val="0000EE"/>
-            <w:u w:val="single"/>
-          </w:rPr>
-          <w:t>弗4:28</w:t>
-        </w:r>
-      </w:hyperlink>
+      <w:r>
+        <w:rPr>
+          <w:lang w:val="zh_TW" w:bidi="zh_TW"/>
+        </w:rPr>
+        <w:t>弗4:28</w:t>
+      </w:r>
       <w:r>
         <w:rPr>
           <w:lang w:val="zh_TW" w:bidi="zh_TW"/>
         </w:rPr>
         <w:t>；</w:t>
       </w:r>
-      <w:hyperlink r:id="rId34">
-        <w:r>
-          <w:rPr>
-            <w:lang w:val="zh_TW" w:bidi="zh_TW"/>
-          </w:rPr>
-          <w:rPr>
-            <w:color w:val="0000EE"/>
-            <w:u w:val="single"/>
-          </w:rPr>
-          <w:t>帖前4:11–12</w:t>
-        </w:r>
-      </w:hyperlink>
+      <w:r>
+        <w:rPr>
+          <w:lang w:val="zh_TW" w:bidi="zh_TW"/>
+        </w:rPr>
+        <w:t>帖前4:11–12</w:t>
+      </w:r>
       <w:r>
         <w:rPr>
           <w:lang w:val="zh_TW" w:bidi="zh_TW"/>
         </w:rPr>
         <w:t>；</w:t>
       </w:r>
-      <w:hyperlink r:id="rId52">
-        <w:r>
-          <w:rPr>
-            <w:lang w:val="zh_TW" w:bidi="zh_TW"/>
-          </w:rPr>
-          <w:rPr>
-            <w:color w:val="0000EE"/>
-            <w:u w:val="single"/>
-          </w:rPr>
-          <w:t>帖後3:10–15</w:t>
-        </w:r>
-      </w:hyperlink>
+      <w:r>
+        <w:rPr>
+          <w:lang w:val="zh_TW" w:bidi="zh_TW"/>
+        </w:rPr>
+        <w:t>帖後3:10–15</w:t>
+      </w:r>
       <w:r>
         <w:rPr>
           <w:lang w:val="zh_TW" w:bidi="zh_TW"/>
